--- a/组员任务分工说明.docx
+++ b/组员任务分工说明.docx
@@ -4,47 +4,149 @@
   <w:body>
     <w:p>
       <w:pPr>
-        <w:pStyle w:val="Title"/>
+        <w:spacing w:after="0"/>
+      </w:pPr>
+    </w:p>
+    <w:p>
+      <w:pPr>
+        <w:spacing w:after="0"/>
+      </w:pPr>
+    </w:p>
+    <w:p>
+      <w:pPr>
+        <w:spacing w:after="0"/>
+      </w:pPr>
+    </w:p>
+    <w:p>
+      <w:pPr>
+        <w:spacing w:after="0"/>
+      </w:pPr>
+    </w:p>
+    <w:p>
+      <w:pPr>
+        <w:spacing w:after="0"/>
+      </w:pPr>
+    </w:p>
+    <w:p>
+      <w:pPr>
+        <w:spacing w:after="0"/>
+      </w:pPr>
+    </w:p>
+    <w:p>
+      <w:pPr>
+        <w:spacing w:after="240"/>
         <w:jc w:val="center"/>
       </w:pPr>
       <w:r>
-        <w:t>《Java程序设计》课程设计</w:t>
+        <w:rPr>
+          <w:rFonts w:ascii="Arial" w:hAnsi="Arial" w:eastAsia="黑体"/>
+          <w:b/>
+          <w:sz w:val="44"/>
+        </w:rPr>
+        <w:t>组员任务分工说明</w:t>
       </w:r>
     </w:p>
     <w:p>
       <w:pPr>
-        <w:pStyle w:val="Heading1"/>
+        <w:spacing w:after="480"/>
         <w:jc w:val="center"/>
       </w:pPr>
       <w:r>
-        <w:t>组员任务分工说明</w:t>
+        <w:rPr>
+          <w:rFonts w:ascii="Times New Roman" w:hAnsi="Times New Roman" w:eastAsia="宋体"/>
+          <w:b w:val="0"/>
+          <w:sz w:val="32"/>
+        </w:rPr>
+        <w:t>自动化数据处理与清洗系统（DataCleanPro）</w:t>
+      </w:r>
+    </w:p>
+    <w:p>
+      <w:pPr>
+        <w:spacing w:after="120"/>
+        <w:jc w:val="center"/>
+      </w:pPr>
+      <w:r>
+        <w:rPr>
+          <w:rFonts w:ascii="Times New Roman" w:hAnsi="Times New Roman" w:eastAsia="宋体"/>
+          <w:b w:val="0"/>
+          <w:sz w:val="28"/>
+        </w:rPr>
+        <w:t>课程名称：Java程序设计</w:t>
+      </w:r>
+    </w:p>
+    <w:p>
+      <w:pPr>
+        <w:spacing w:after="120"/>
+        <w:jc w:val="center"/>
+      </w:pPr>
+      <w:r>
+        <w:rPr>
+          <w:rFonts w:ascii="Times New Roman" w:hAnsi="Times New Roman" w:eastAsia="宋体"/>
+          <w:b w:val="0"/>
+          <w:sz w:val="28"/>
+        </w:rPr>
+        <w:t>小组成员：郭澄、季易凡、何勰、秦修淇</w:t>
+      </w:r>
+    </w:p>
+    <w:p>
+      <w:pPr>
+        <w:jc w:val="center"/>
+      </w:pPr>
+      <w:r>
+        <w:rPr>
+          <w:rFonts w:ascii="Times New Roman" w:hAnsi="Times New Roman" w:eastAsia="宋体"/>
+          <w:b w:val="0"/>
+          <w:sz w:val="28"/>
+        </w:rPr>
+        <w:t>2026年6月</w:t>
       </w:r>
     </w:p>
     <w:p>
       <w:r>
-        <w:t>课题名称：自动化数据处理与清洗系统（DataCleanPro）</w:t>
-      </w:r>
-    </w:p>
-    <w:p/>
-    <w:p>
-      <w:pPr>
-        <w:pStyle w:val="Heading1"/>
-      </w:pPr>
-      <w:r>
-        <w:t>一、项目概述</w:t>
-      </w:r>
-    </w:p>
-    <w:p>
-      <w:r>
-        <w:t>本项目是一个基于Java的自动化数据处理与清洗系统，采用MVC架构设计，实现了文件导入、数据清洗、数据验证、数据查询、报表导出等功能。</w:t>
+        <w:br w:type="page"/>
       </w:r>
     </w:p>
     <w:p>
       <w:pPr>
-        <w:pStyle w:val="Heading1"/>
+        <w:spacing w:before="240" w:after="120" w:lineRule="auto" w:line="360"/>
+        <w:jc w:val="left"/>
       </w:pPr>
       <w:r>
-        <w:t>二、组员信息</w:t>
+        <w:rPr>
+          <w:rFonts w:ascii="Arial" w:hAnsi="Arial" w:eastAsia="黑体"/>
+          <w:b/>
+          <w:sz w:val="30"/>
+        </w:rPr>
+        <w:t>一、小组成员介绍</w:t>
+      </w:r>
+    </w:p>
+    <w:p>
+      <w:pPr>
+        <w:spacing w:before="0" w:after="0" w:lineRule="auto" w:line="360"/>
+        <w:ind w:firstLine="480"/>
+        <w:jc w:val="both"/>
+      </w:pPr>
+      <w:r>
+        <w:rPr>
+          <w:rFonts w:ascii="Times New Roman" w:hAnsi="Times New Roman" w:eastAsia="宋体"/>
+          <w:b w:val="0"/>
+          <w:sz w:val="24"/>
+        </w:rPr>
+        <w:t>本小组共4名成员：郭澄（组长）、季易凡、何勰、秦修淇，共同完成《Java程序设计》课程设计项目——自动化数据处理与清洗系统（DataCleanPro）。</w:t>
+      </w:r>
+    </w:p>
+    <w:p>
+      <w:pPr>
+        <w:spacing w:before="240" w:after="120" w:lineRule="auto" w:line="360"/>
+        <w:jc w:val="left"/>
+      </w:pPr>
+      <w:r>
+        <w:rPr>
+          <w:rFonts w:ascii="Arial" w:hAnsi="Arial" w:eastAsia="黑体"/>
+          <w:b/>
+          <w:sz w:val="30"/>
+        </w:rPr>
+        <w:t>二、任务分工总览</w:t>
       </w:r>
     </w:p>
     <w:tbl>
@@ -54,49 +156,93 @@
         <w:tblLook w:firstColumn="1" w:firstRow="1" w:lastColumn="0" w:lastRow="0" w:noHBand="0" w:noVBand="1" w:val="04A0"/>
       </w:tblPr>
       <w:tblGrid>
-        <w:gridCol w:w="2160"/>
-        <w:gridCol w:w="2160"/>
-        <w:gridCol w:w="2160"/>
-        <w:gridCol w:w="2160"/>
+        <w:gridCol w:w="2197"/>
+        <w:gridCol w:w="2197"/>
+        <w:gridCol w:w="2197"/>
+        <w:gridCol w:w="2197"/>
       </w:tblGrid>
       <w:tr>
         <w:tc>
           <w:tcPr>
-            <w:tcW w:type="dxa" w:w="2160"/>
+            <w:tcW w:type="dxa" w:w="2197"/>
+            <w:vAlign w:val="center"/>
+            <w:shd w:val="clear" w:color="auto" w:fill="2E74B5"/>
           </w:tcPr>
           <w:p>
+            <w:pPr>
+              <w:jc w:val="center"/>
+            </w:pPr>
             <w:r>
-              <w:t>序号</w:t>
+              <w:rPr>
+                <w:rFonts w:ascii="Arial" w:hAnsi="Arial" w:eastAsia="黑体"/>
+                <w:b/>
+                <w:color w:val="FFFFFF"/>
+                <w:sz w:val="21"/>
+              </w:rPr>
+              <w:t>成员</w:t>
             </w:r>
           </w:p>
         </w:tc>
         <w:tc>
           <w:tcPr>
-            <w:tcW w:type="dxa" w:w="2160"/>
+            <w:tcW w:type="dxa" w:w="2197"/>
+            <w:vAlign w:val="center"/>
+            <w:shd w:val="clear" w:color="auto" w:fill="2E74B5"/>
           </w:tcPr>
           <w:p>
+            <w:pPr>
+              <w:jc w:val="center"/>
+            </w:pPr>
             <w:r>
-              <w:t>姓名</w:t>
+              <w:rPr>
+                <w:rFonts w:ascii="Arial" w:hAnsi="Arial" w:eastAsia="黑体"/>
+                <w:b/>
+                <w:color w:val="FFFFFF"/>
+                <w:sz w:val="21"/>
+              </w:rPr>
+              <w:t>角色</w:t>
             </w:r>
           </w:p>
         </w:tc>
         <w:tc>
           <w:tcPr>
-            <w:tcW w:type="dxa" w:w="2160"/>
+            <w:tcW w:type="dxa" w:w="2197"/>
+            <w:vAlign w:val="center"/>
+            <w:shd w:val="clear" w:color="auto" w:fill="2E74B5"/>
           </w:tcPr>
           <w:p>
+            <w:pPr>
+              <w:jc w:val="center"/>
+            </w:pPr>
             <w:r>
-              <w:t>学号</w:t>
+              <w:rPr>
+                <w:rFonts w:ascii="Arial" w:hAnsi="Arial" w:eastAsia="黑体"/>
+                <w:b/>
+                <w:color w:val="FFFFFF"/>
+                <w:sz w:val="21"/>
+              </w:rPr>
+              <w:t>主要负责模块</w:t>
             </w:r>
           </w:p>
         </w:tc>
         <w:tc>
           <w:tcPr>
-            <w:tcW w:type="dxa" w:w="2160"/>
+            <w:tcW w:type="dxa" w:w="2197"/>
+            <w:vAlign w:val="center"/>
+            <w:shd w:val="clear" w:color="auto" w:fill="2E74B5"/>
           </w:tcPr>
           <w:p>
+            <w:pPr>
+              <w:jc w:val="center"/>
+            </w:pPr>
             <w:r>
-              <w:t>角色</w:t>
+              <w:rPr>
+                <w:rFonts w:ascii="Arial" w:hAnsi="Arial" w:eastAsia="黑体"/>
+                <w:b/>
+                <w:color w:val="FFFFFF"/>
+                <w:sz w:val="21"/>
+              </w:rPr>
+              <w:t>工作量占比</w:t>
             </w:r>
           </w:p>
         </w:tc>
@@ -104,41 +250,81 @@
       <w:tr>
         <w:tc>
           <w:tcPr>
-            <w:tcW w:type="dxa" w:w="2160"/>
+            <w:tcW w:type="dxa" w:w="2197"/>
+            <w:vAlign w:val="center"/>
+            <w:shd w:val="clear" w:color="auto" w:fill="F5F5F5"/>
           </w:tcPr>
           <w:p>
+            <w:pPr>
+              <w:jc w:val="center"/>
+            </w:pPr>
             <w:r>
-              <w:t>1</w:t>
+              <w:rPr>
+                <w:rFonts w:ascii="Times New Roman" w:hAnsi="Times New Roman" w:eastAsia="宋体"/>
+                <w:b w:val="0"/>
+                <w:sz w:val="21"/>
+              </w:rPr>
+              <w:t>郭澄</w:t>
             </w:r>
           </w:p>
         </w:tc>
         <w:tc>
           <w:tcPr>
-            <w:tcW w:type="dxa" w:w="2160"/>
+            <w:tcW w:type="dxa" w:w="2197"/>
+            <w:vAlign w:val="center"/>
+            <w:shd w:val="clear" w:color="auto" w:fill="F5F5F5"/>
           </w:tcPr>
           <w:p>
+            <w:pPr>
+              <w:jc w:val="center"/>
+            </w:pPr>
             <w:r>
-              <w:t>张三</w:t>
+              <w:rPr>
+                <w:rFonts w:ascii="Times New Roman" w:hAnsi="Times New Roman" w:eastAsia="宋体"/>
+                <w:b w:val="0"/>
+                <w:sz w:val="21"/>
+              </w:rPr>
+              <w:t>组长 / 架构师</w:t>
             </w:r>
           </w:p>
         </w:tc>
         <w:tc>
           <w:tcPr>
-            <w:tcW w:type="dxa" w:w="2160"/>
+            <w:tcW w:type="dxa" w:w="2197"/>
+            <w:vAlign w:val="center"/>
+            <w:shd w:val="clear" w:color="auto" w:fill="F5F5F5"/>
           </w:tcPr>
           <w:p>
+            <w:pPr>
+              <w:jc w:val="center"/>
+            </w:pPr>
             <w:r>
-              <w:t>2021001</w:t>
+              <w:rPr>
+                <w:rFonts w:ascii="Times New Roman" w:hAnsi="Times New Roman" w:eastAsia="宋体"/>
+                <w:b w:val="0"/>
+                <w:sz w:val="21"/>
+              </w:rPr>
+              <w:t>系统架构设计、数据库设计、核心业务逻辑、系统集成</w:t>
             </w:r>
           </w:p>
         </w:tc>
         <w:tc>
           <w:tcPr>
-            <w:tcW w:type="dxa" w:w="2160"/>
+            <w:tcW w:type="dxa" w:w="2197"/>
+            <w:vAlign w:val="center"/>
+            <w:shd w:val="clear" w:color="auto" w:fill="F5F5F5"/>
           </w:tcPr>
           <w:p>
+            <w:pPr>
+              <w:jc w:val="center"/>
+            </w:pPr>
             <w:r>
-              <w:t>项目组长/后端开发</w:t>
+              <w:rPr>
+                <w:rFonts w:ascii="Times New Roman" w:hAnsi="Times New Roman" w:eastAsia="宋体"/>
+                <w:b w:val="0"/>
+                <w:sz w:val="21"/>
+              </w:rPr>
+              <w:t>30%</w:t>
             </w:r>
           </w:p>
         </w:tc>
@@ -146,41 +332,81 @@
       <w:tr>
         <w:tc>
           <w:tcPr>
-            <w:tcW w:type="dxa" w:w="2160"/>
+            <w:tcW w:type="dxa" w:w="2197"/>
+            <w:vAlign w:val="center"/>
+            <w:shd w:val="clear" w:color="auto" w:fill="FFFFFF"/>
           </w:tcPr>
           <w:p>
+            <w:pPr>
+              <w:jc w:val="center"/>
+            </w:pPr>
             <w:r>
-              <w:t>2</w:t>
+              <w:rPr>
+                <w:rFonts w:ascii="Times New Roman" w:hAnsi="Times New Roman" w:eastAsia="宋体"/>
+                <w:b w:val="0"/>
+                <w:sz w:val="21"/>
+              </w:rPr>
+              <w:t>季易凡</w:t>
             </w:r>
           </w:p>
         </w:tc>
         <w:tc>
           <w:tcPr>
-            <w:tcW w:type="dxa" w:w="2160"/>
+            <w:tcW w:type="dxa" w:w="2197"/>
+            <w:vAlign w:val="center"/>
+            <w:shd w:val="clear" w:color="auto" w:fill="FFFFFF"/>
           </w:tcPr>
           <w:p>
+            <w:pPr>
+              <w:jc w:val="center"/>
+            </w:pPr>
             <w:r>
-              <w:t>李四</w:t>
+              <w:rPr>
+                <w:rFonts w:ascii="Times New Roman" w:hAnsi="Times New Roman" w:eastAsia="宋体"/>
+                <w:b w:val="0"/>
+                <w:sz w:val="21"/>
+              </w:rPr>
+              <w:t>前端开发 / UI</w:t>
             </w:r>
           </w:p>
         </w:tc>
         <w:tc>
           <w:tcPr>
-            <w:tcW w:type="dxa" w:w="2160"/>
+            <w:tcW w:type="dxa" w:w="2197"/>
+            <w:vAlign w:val="center"/>
+            <w:shd w:val="clear" w:color="auto" w:fill="FFFFFF"/>
           </w:tcPr>
           <w:p>
+            <w:pPr>
+              <w:jc w:val="center"/>
+            </w:pPr>
             <w:r>
-              <w:t>2021002</w:t>
+              <w:rPr>
+                <w:rFonts w:ascii="Times New Roman" w:hAnsi="Times New Roman" w:eastAsia="宋体"/>
+                <w:b w:val="0"/>
+                <w:sz w:val="21"/>
+              </w:rPr>
+              <w:t>GUI界面开发（Swing）、用户交互逻辑、界面美化</w:t>
             </w:r>
           </w:p>
         </w:tc>
         <w:tc>
           <w:tcPr>
-            <w:tcW w:type="dxa" w:w="2160"/>
+            <w:tcW w:type="dxa" w:w="2197"/>
+            <w:vAlign w:val="center"/>
+            <w:shd w:val="clear" w:color="auto" w:fill="FFFFFF"/>
           </w:tcPr>
           <w:p>
+            <w:pPr>
+              <w:jc w:val="center"/>
+            </w:pPr>
             <w:r>
-              <w:t>后端开发/数据库设计</w:t>
+              <w:rPr>
+                <w:rFonts w:ascii="Times New Roman" w:hAnsi="Times New Roman" w:eastAsia="宋体"/>
+                <w:b w:val="0"/>
+                <w:sz w:val="21"/>
+              </w:rPr>
+              <w:t>25%</w:t>
             </w:r>
           </w:p>
         </w:tc>
@@ -188,41 +414,81 @@
       <w:tr>
         <w:tc>
           <w:tcPr>
-            <w:tcW w:type="dxa" w:w="2160"/>
+            <w:tcW w:type="dxa" w:w="2197"/>
+            <w:vAlign w:val="center"/>
+            <w:shd w:val="clear" w:color="auto" w:fill="F5F5F5"/>
           </w:tcPr>
           <w:p>
+            <w:pPr>
+              <w:jc w:val="center"/>
+            </w:pPr>
             <w:r>
-              <w:t>3</w:t>
+              <w:rPr>
+                <w:rFonts w:ascii="Times New Roman" w:hAnsi="Times New Roman" w:eastAsia="宋体"/>
+                <w:b w:val="0"/>
+                <w:sz w:val="21"/>
+              </w:rPr>
+              <w:t>何勰</w:t>
             </w:r>
           </w:p>
         </w:tc>
         <w:tc>
           <w:tcPr>
-            <w:tcW w:type="dxa" w:w="2160"/>
+            <w:tcW w:type="dxa" w:w="2197"/>
+            <w:vAlign w:val="center"/>
+            <w:shd w:val="clear" w:color="auto" w:fill="F5F5F5"/>
           </w:tcPr>
           <w:p>
+            <w:pPr>
+              <w:jc w:val="center"/>
+            </w:pPr>
             <w:r>
-              <w:t>王五</w:t>
+              <w:rPr>
+                <w:rFonts w:ascii="Times New Roman" w:hAnsi="Times New Roman" w:eastAsia="宋体"/>
+                <w:b w:val="0"/>
+                <w:sz w:val="21"/>
+              </w:rPr>
+              <w:t>后端开发</w:t>
             </w:r>
           </w:p>
         </w:tc>
         <w:tc>
           <w:tcPr>
-            <w:tcW w:type="dxa" w:w="2160"/>
+            <w:tcW w:type="dxa" w:w="2197"/>
+            <w:vAlign w:val="center"/>
+            <w:shd w:val="clear" w:color="auto" w:fill="F5F5F5"/>
           </w:tcPr>
           <w:p>
+            <w:pPr>
+              <w:jc w:val="center"/>
+            </w:pPr>
             <w:r>
-              <w:t>2021003</w:t>
+              <w:rPr>
+                <w:rFonts w:ascii="Times New Roman" w:hAnsi="Times New Roman" w:eastAsia="宋体"/>
+                <w:b w:val="0"/>
+                <w:sz w:val="21"/>
+              </w:rPr>
+              <w:t>数据清洗模块、数据验证模块、网络编程（Socket）</w:t>
             </w:r>
           </w:p>
         </w:tc>
         <w:tc>
           <w:tcPr>
-            <w:tcW w:type="dxa" w:w="2160"/>
+            <w:tcW w:type="dxa" w:w="2197"/>
+            <w:vAlign w:val="center"/>
+            <w:shd w:val="clear" w:color="auto" w:fill="F5F5F5"/>
           </w:tcPr>
           <w:p>
+            <w:pPr>
+              <w:jc w:val="center"/>
+            </w:pPr>
             <w:r>
-              <w:t>前端开发/GUI设计</w:t>
+              <w:rPr>
+                <w:rFonts w:ascii="Times New Roman" w:hAnsi="Times New Roman" w:eastAsia="宋体"/>
+                <w:b w:val="0"/>
+                <w:sz w:val="21"/>
+              </w:rPr>
+              <w:t>25%</w:t>
             </w:r>
           </w:p>
         </w:tc>
@@ -230,70 +496,128 @@
       <w:tr>
         <w:tc>
           <w:tcPr>
-            <w:tcW w:type="dxa" w:w="2160"/>
+            <w:tcW w:type="dxa" w:w="2197"/>
+            <w:vAlign w:val="center"/>
+            <w:shd w:val="clear" w:color="auto" w:fill="FFFFFF"/>
           </w:tcPr>
           <w:p>
+            <w:pPr>
+              <w:jc w:val="center"/>
+            </w:pPr>
             <w:r>
-              <w:t>4</w:t>
+              <w:rPr>
+                <w:rFonts w:ascii="Times New Roman" w:hAnsi="Times New Roman" w:eastAsia="宋体"/>
+                <w:b w:val="0"/>
+                <w:sz w:val="21"/>
+              </w:rPr>
+              <w:t>秦修淇</w:t>
             </w:r>
           </w:p>
         </w:tc>
         <w:tc>
           <w:tcPr>
-            <w:tcW w:type="dxa" w:w="2160"/>
+            <w:tcW w:type="dxa" w:w="2197"/>
+            <w:vAlign w:val="center"/>
+            <w:shd w:val="clear" w:color="auto" w:fill="FFFFFF"/>
           </w:tcPr>
           <w:p>
+            <w:pPr>
+              <w:jc w:val="center"/>
+            </w:pPr>
             <w:r>
-              <w:t>赵六</w:t>
+              <w:rPr>
+                <w:rFonts w:ascii="Times New Roman" w:hAnsi="Times New Roman" w:eastAsia="宋体"/>
+                <w:b w:val="0"/>
+                <w:sz w:val="21"/>
+              </w:rPr>
+              <w:t>测试 / 文档</w:t>
             </w:r>
           </w:p>
         </w:tc>
         <w:tc>
           <w:tcPr>
-            <w:tcW w:type="dxa" w:w="2160"/>
+            <w:tcW w:type="dxa" w:w="2197"/>
+            <w:vAlign w:val="center"/>
+            <w:shd w:val="clear" w:color="auto" w:fill="FFFFFF"/>
           </w:tcPr>
           <w:p>
+            <w:pPr>
+              <w:jc w:val="center"/>
+            </w:pPr>
             <w:r>
-              <w:t>2021004</w:t>
+              <w:rPr>
+                <w:rFonts w:ascii="Times New Roman" w:hAnsi="Times New Roman" w:eastAsia="宋体"/>
+                <w:b w:val="0"/>
+                <w:sz w:val="21"/>
+              </w:rPr>
+              <w:t>系统测试、文档编写、代码审查、项目报告整理</w:t>
             </w:r>
           </w:p>
         </w:tc>
         <w:tc>
           <w:tcPr>
-            <w:tcW w:type="dxa" w:w="2160"/>
+            <w:tcW w:type="dxa" w:w="2197"/>
+            <w:vAlign w:val="center"/>
+            <w:shd w:val="clear" w:color="auto" w:fill="FFFFFF"/>
           </w:tcPr>
           <w:p>
+            <w:pPr>
+              <w:jc w:val="center"/>
+            </w:pPr>
             <w:r>
-              <w:t>测试/文档编写</w:t>
+              <w:rPr>
+                <w:rFonts w:ascii="Times New Roman" w:hAnsi="Times New Roman" w:eastAsia="宋体"/>
+                <w:b w:val="0"/>
+                <w:sz w:val="21"/>
+              </w:rPr>
+              <w:t>20%</w:t>
             </w:r>
           </w:p>
         </w:tc>
       </w:tr>
     </w:tbl>
+    <w:p/>
     <w:p>
       <w:pPr>
-        <w:pStyle w:val="Heading1"/>
+        <w:spacing w:before="240" w:after="120" w:lineRule="auto" w:line="360"/>
+        <w:jc w:val="left"/>
       </w:pPr>
       <w:r>
-        <w:t>三、任务分工详情</w:t>
+        <w:rPr>
+          <w:rFonts w:ascii="Arial" w:hAnsi="Arial" w:eastAsia="黑体"/>
+          <w:b/>
+          <w:sz w:val="30"/>
+        </w:rPr>
+        <w:t>三、详细任务分工</w:t>
       </w:r>
     </w:p>
     <w:p>
       <w:pPr>
-        <w:pStyle w:val="Heading2"/>
+        <w:spacing w:before="120" w:after="60" w:lineRule="auto" w:line="360"/>
+        <w:jc w:val="left"/>
       </w:pPr>
       <w:r>
-        <w:t>3.1 张三（项目组长/后端开发）</w:t>
+        <w:rPr>
+          <w:rFonts w:ascii="Arial" w:hAnsi="Arial" w:eastAsia="黑体"/>
+          <w:b/>
+          <w:sz w:val="28"/>
+        </w:rPr>
+        <w:t>3.1 郭澄（组长）</w:t>
       </w:r>
     </w:p>
     <w:p>
+      <w:pPr>
+        <w:spacing w:before="0" w:after="0" w:lineRule="auto" w:line="360"/>
+        <w:ind w:firstLine="480"/>
+        <w:jc w:val="both"/>
+      </w:pPr>
       <w:r>
-        <w:t>主要职责：项目整体架构设计、核心业务逻辑开发、项目进度管理、代码审查与整合</w:t>
-      </w:r>
-    </w:p>
-    <w:p>
-      <w:r>
-        <w:t>工作量占比：30%</w:t>
+        <w:rPr>
+          <w:rFonts w:ascii="Times New Roman" w:hAnsi="Times New Roman" w:eastAsia="宋体"/>
+          <w:b w:val="0"/>
+          <w:sz w:val="24"/>
+        </w:rPr>
+        <w:t>郭澄担任项目组长，负责整体技术架构设计与核心模块实现。</w:t>
       </w:r>
     </w:p>
     <w:tbl>
@@ -303,38 +627,93 @@
         <w:tblLook w:firstColumn="1" w:firstRow="1" w:lastColumn="0" w:lastRow="0" w:noHBand="0" w:noVBand="1" w:val="04A0"/>
       </w:tblPr>
       <w:tblGrid>
-        <w:gridCol w:w="2880"/>
-        <w:gridCol w:w="2880"/>
-        <w:gridCol w:w="2880"/>
+        <w:gridCol w:w="2197"/>
+        <w:gridCol w:w="2197"/>
+        <w:gridCol w:w="2197"/>
+        <w:gridCol w:w="2197"/>
       </w:tblGrid>
       <w:tr>
         <w:tc>
           <w:tcPr>
-            <w:tcW w:type="dxa" w:w="2880"/>
+            <w:tcW w:type="dxa" w:w="2197"/>
+            <w:vAlign w:val="center"/>
+            <w:shd w:val="clear" w:color="auto" w:fill="2E74B5"/>
           </w:tcPr>
           <w:p>
+            <w:pPr>
+              <w:jc w:val="center"/>
+            </w:pPr>
             <w:r>
-              <w:t>任务模块</w:t>
+              <w:rPr>
+                <w:rFonts w:ascii="Arial" w:hAnsi="Arial" w:eastAsia="黑体"/>
+                <w:b/>
+                <w:color w:val="FFFFFF"/>
+                <w:sz w:val="21"/>
+              </w:rPr>
+              <w:t>任务编号</w:t>
             </w:r>
           </w:p>
         </w:tc>
         <w:tc>
           <w:tcPr>
-            <w:tcW w:type="dxa" w:w="2880"/>
+            <w:tcW w:type="dxa" w:w="2197"/>
+            <w:vAlign w:val="center"/>
+            <w:shd w:val="clear" w:color="auto" w:fill="2E74B5"/>
           </w:tcPr>
           <w:p>
+            <w:pPr>
+              <w:jc w:val="center"/>
+            </w:pPr>
             <w:r>
-              <w:t>具体内容</w:t>
+              <w:rPr>
+                <w:rFonts w:ascii="Arial" w:hAnsi="Arial" w:eastAsia="黑体"/>
+                <w:b/>
+                <w:color w:val="FFFFFF"/>
+                <w:sz w:val="21"/>
+              </w:rPr>
+              <w:t>任务内容</w:t>
             </w:r>
           </w:p>
         </w:tc>
         <w:tc>
           <w:tcPr>
-            <w:tcW w:type="dxa" w:w="2880"/>
+            <w:tcW w:type="dxa" w:w="2197"/>
+            <w:vAlign w:val="center"/>
+            <w:shd w:val="clear" w:color="auto" w:fill="2E74B5"/>
           </w:tcPr>
           <w:p>
+            <w:pPr>
+              <w:jc w:val="center"/>
+            </w:pPr>
             <w:r>
-              <w:t>完成情况</w:t>
+              <w:rPr>
+                <w:rFonts w:ascii="Arial" w:hAnsi="Arial" w:eastAsia="黑体"/>
+                <w:b/>
+                <w:color w:val="FFFFFF"/>
+                <w:sz w:val="21"/>
+              </w:rPr>
+              <w:t>技术要点</w:t>
+            </w:r>
+          </w:p>
+        </w:tc>
+        <w:tc>
+          <w:tcPr>
+            <w:tcW w:type="dxa" w:w="2197"/>
+            <w:vAlign w:val="center"/>
+            <w:shd w:val="clear" w:color="auto" w:fill="2E74B5"/>
+          </w:tcPr>
+          <w:p>
+            <w:pPr>
+              <w:jc w:val="center"/>
+            </w:pPr>
+            <w:r>
+              <w:rPr>
+                <w:rFonts w:ascii="Arial" w:hAnsi="Arial" w:eastAsia="黑体"/>
+                <w:b/>
+                <w:color w:val="FFFFFF"/>
+                <w:sz w:val="21"/>
+              </w:rPr>
+              <w:t>完成时间</w:t>
             </w:r>
           </w:p>
         </w:tc>
@@ -342,31 +721,81 @@
       <w:tr>
         <w:tc>
           <w:tcPr>
-            <w:tcW w:type="dxa" w:w="2880"/>
+            <w:tcW w:type="dxa" w:w="2197"/>
+            <w:vAlign w:val="center"/>
+            <w:shd w:val="clear" w:color="auto" w:fill="F5F5F5"/>
           </w:tcPr>
           <w:p>
+            <w:pPr>
+              <w:jc w:val="center"/>
+            </w:pPr>
             <w:r>
-              <w:t>项目架构设计</w:t>
+              <w:rPr>
+                <w:rFonts w:ascii="Times New Roman" w:hAnsi="Times New Roman" w:eastAsia="宋体"/>
+                <w:b w:val="0"/>
+                <w:sz w:val="21"/>
+              </w:rPr>
+              <w:t>T1-01</w:t>
             </w:r>
           </w:p>
         </w:tc>
         <w:tc>
           <w:tcPr>
-            <w:tcW w:type="dxa" w:w="2880"/>
+            <w:tcW w:type="dxa" w:w="2197"/>
+            <w:vAlign w:val="center"/>
+            <w:shd w:val="clear" w:color="auto" w:fill="F5F5F5"/>
           </w:tcPr>
           <w:p>
+            <w:pPr>
+              <w:jc w:val="center"/>
+            </w:pPr>
             <w:r>
-              <w:t>设计MVC分层架构，规划模块职责</w:t>
+              <w:rPr>
+                <w:rFonts w:ascii="Times New Roman" w:hAnsi="Times New Roman" w:eastAsia="宋体"/>
+                <w:b w:val="0"/>
+                <w:sz w:val="21"/>
+              </w:rPr>
+              <w:t>系统整体架构设计（MVC分层）</w:t>
             </w:r>
           </w:p>
         </w:tc>
         <w:tc>
           <w:tcPr>
-            <w:tcW w:type="dxa" w:w="2880"/>
+            <w:tcW w:type="dxa" w:w="2197"/>
+            <w:vAlign w:val="center"/>
+            <w:shd w:val="clear" w:color="auto" w:fill="F5F5F5"/>
           </w:tcPr>
           <w:p>
+            <w:pPr>
+              <w:jc w:val="center"/>
+            </w:pPr>
             <w:r>
-              <w:t>已完成</w:t>
+              <w:rPr>
+                <w:rFonts w:ascii="Times New Roman" w:hAnsi="Times New Roman" w:eastAsia="宋体"/>
+                <w:b w:val="0"/>
+                <w:sz w:val="21"/>
+              </w:rPr>
+              <w:t>架构设计、模块划分</w:t>
+            </w:r>
+          </w:p>
+        </w:tc>
+        <w:tc>
+          <w:tcPr>
+            <w:tcW w:type="dxa" w:w="2197"/>
+            <w:vAlign w:val="center"/>
+            <w:shd w:val="clear" w:color="auto" w:fill="F5F5F5"/>
+          </w:tcPr>
+          <w:p>
+            <w:pPr>
+              <w:jc w:val="center"/>
+            </w:pPr>
+            <w:r>
+              <w:rPr>
+                <w:rFonts w:ascii="Times New Roman" w:hAnsi="Times New Roman" w:eastAsia="宋体"/>
+                <w:b w:val="0"/>
+                <w:sz w:val="21"/>
+              </w:rPr>
+              <w:t>第1周</w:t>
             </w:r>
           </w:p>
         </w:tc>
@@ -374,31 +803,81 @@
       <w:tr>
         <w:tc>
           <w:tcPr>
-            <w:tcW w:type="dxa" w:w="2880"/>
+            <w:tcW w:type="dxa" w:w="2197"/>
+            <w:vAlign w:val="center"/>
+            <w:shd w:val="clear" w:color="auto" w:fill="FFFFFF"/>
           </w:tcPr>
           <w:p>
+            <w:pPr>
+              <w:jc w:val="center"/>
+            </w:pPr>
             <w:r>
-              <w:t>文件解析模块</w:t>
+              <w:rPr>
+                <w:rFonts w:ascii="Times New Roman" w:hAnsi="Times New Roman" w:eastAsia="宋体"/>
+                <w:b w:val="0"/>
+                <w:sz w:val="21"/>
+              </w:rPr>
+              <w:t>T1-02</w:t>
             </w:r>
           </w:p>
         </w:tc>
         <w:tc>
           <w:tcPr>
-            <w:tcW w:type="dxa" w:w="2880"/>
+            <w:tcW w:type="dxa" w:w="2197"/>
+            <w:vAlign w:val="center"/>
+            <w:shd w:val="clear" w:color="auto" w:fill="FFFFFF"/>
           </w:tcPr>
           <w:p>
+            <w:pPr>
+              <w:jc w:val="center"/>
+            </w:pPr>
             <w:r>
-              <w:t>实现FileParser抽象类、ExcelParser、CsvParser</w:t>
+              <w:rPr>
+                <w:rFonts w:ascii="Times New Roman" w:hAnsi="Times New Roman" w:eastAsia="宋体"/>
+                <w:b w:val="0"/>
+                <w:sz w:val="21"/>
+              </w:rPr>
+              <w:t>数据库表结构设计与SQL实现</w:t>
             </w:r>
           </w:p>
         </w:tc>
         <w:tc>
           <w:tcPr>
-            <w:tcW w:type="dxa" w:w="2880"/>
+            <w:tcW w:type="dxa" w:w="2197"/>
+            <w:vAlign w:val="center"/>
+            <w:shd w:val="clear" w:color="auto" w:fill="FFFFFF"/>
           </w:tcPr>
           <w:p>
+            <w:pPr>
+              <w:jc w:val="center"/>
+            </w:pPr>
             <w:r>
-              <w:t>已完成</w:t>
+              <w:rPr>
+                <w:rFonts w:ascii="Times New Roman" w:hAnsi="Times New Roman" w:eastAsia="宋体"/>
+                <w:b w:val="0"/>
+                <w:sz w:val="21"/>
+              </w:rPr>
+              <w:t>MySQL、SQL DDL</w:t>
+            </w:r>
+          </w:p>
+        </w:tc>
+        <w:tc>
+          <w:tcPr>
+            <w:tcW w:type="dxa" w:w="2197"/>
+            <w:vAlign w:val="center"/>
+            <w:shd w:val="clear" w:color="auto" w:fill="FFFFFF"/>
+          </w:tcPr>
+          <w:p>
+            <w:pPr>
+              <w:jc w:val="center"/>
+            </w:pPr>
+            <w:r>
+              <w:rPr>
+                <w:rFonts w:ascii="Times New Roman" w:hAnsi="Times New Roman" w:eastAsia="宋体"/>
+                <w:b w:val="0"/>
+                <w:sz w:val="21"/>
+              </w:rPr>
+              <w:t>第1周</w:t>
             </w:r>
           </w:p>
         </w:tc>
@@ -406,31 +885,81 @@
       <w:tr>
         <w:tc>
           <w:tcPr>
-            <w:tcW w:type="dxa" w:w="2880"/>
+            <w:tcW w:type="dxa" w:w="2197"/>
+            <w:vAlign w:val="center"/>
+            <w:shd w:val="clear" w:color="auto" w:fill="F5F5F5"/>
           </w:tcPr>
           <w:p>
+            <w:pPr>
+              <w:jc w:val="center"/>
+            </w:pPr>
             <w:r>
-              <w:t>解析器工厂</w:t>
+              <w:rPr>
+                <w:rFonts w:ascii="Times New Roman" w:hAnsi="Times New Roman" w:eastAsia="宋体"/>
+                <w:b w:val="0"/>
+                <w:sz w:val="21"/>
+              </w:rPr>
+              <w:t>T1-03</w:t>
             </w:r>
           </w:p>
         </w:tc>
         <w:tc>
           <w:tcPr>
-            <w:tcW w:type="dxa" w:w="2880"/>
+            <w:tcW w:type="dxa" w:w="2197"/>
+            <w:vAlign w:val="center"/>
+            <w:shd w:val="clear" w:color="auto" w:fill="F5F5F5"/>
           </w:tcPr>
           <w:p>
+            <w:pPr>
+              <w:jc w:val="center"/>
+            </w:pPr>
             <w:r>
-              <w:t>实现ParserFactory，支持多态解析</w:t>
+              <w:rPr>
+                <w:rFonts w:ascii="Times New Roman" w:hAnsi="Times New Roman" w:eastAsia="宋体"/>
+                <w:b w:val="0"/>
+                <w:sz w:val="21"/>
+              </w:rPr>
+              <w:t>数据库连接池实现（DBConnection）</w:t>
             </w:r>
           </w:p>
         </w:tc>
         <w:tc>
           <w:tcPr>
-            <w:tcW w:type="dxa" w:w="2880"/>
+            <w:tcW w:type="dxa" w:w="2197"/>
+            <w:vAlign w:val="center"/>
+            <w:shd w:val="clear" w:color="auto" w:fill="F5F5F5"/>
           </w:tcPr>
           <w:p>
+            <w:pPr>
+              <w:jc w:val="center"/>
+            </w:pPr>
             <w:r>
-              <w:t>已完成</w:t>
+              <w:rPr>
+                <w:rFonts w:ascii="Times New Roman" w:hAnsi="Times New Roman" w:eastAsia="宋体"/>
+                <w:b w:val="0"/>
+                <w:sz w:val="21"/>
+              </w:rPr>
+              <w:t>BlockingQueue、多线程</w:t>
+            </w:r>
+          </w:p>
+        </w:tc>
+        <w:tc>
+          <w:tcPr>
+            <w:tcW w:type="dxa" w:w="2197"/>
+            <w:vAlign w:val="center"/>
+            <w:shd w:val="clear" w:color="auto" w:fill="F5F5F5"/>
+          </w:tcPr>
+          <w:p>
+            <w:pPr>
+              <w:jc w:val="center"/>
+            </w:pPr>
+            <w:r>
+              <w:rPr>
+                <w:rFonts w:ascii="Times New Roman" w:hAnsi="Times New Roman" w:eastAsia="宋体"/>
+                <w:b w:val="0"/>
+                <w:sz w:val="21"/>
+              </w:rPr>
+              <w:t>第2周</w:t>
             </w:r>
           </w:p>
         </w:tc>
@@ -438,31 +967,81 @@
       <w:tr>
         <w:tc>
           <w:tcPr>
-            <w:tcW w:type="dxa" w:w="2880"/>
+            <w:tcW w:type="dxa" w:w="2197"/>
+            <w:vAlign w:val="center"/>
+            <w:shd w:val="clear" w:color="auto" w:fill="FFFFFF"/>
           </w:tcPr>
           <w:p>
+            <w:pPr>
+              <w:jc w:val="center"/>
+            </w:pPr>
             <w:r>
-              <w:t>数据清洗模块</w:t>
+              <w:rPr>
+                <w:rFonts w:ascii="Times New Roman" w:hAnsi="Times New Roman" w:eastAsia="宋体"/>
+                <w:b w:val="0"/>
+                <w:sz w:val="21"/>
+              </w:rPr>
+              <w:t>T1-04</w:t>
             </w:r>
           </w:p>
         </w:tc>
         <w:tc>
           <w:tcPr>
-            <w:tcW w:type="dxa" w:w="2880"/>
+            <w:tcW w:type="dxa" w:w="2197"/>
+            <w:vAlign w:val="center"/>
+            <w:shd w:val="clear" w:color="auto" w:fill="FFFFFF"/>
           </w:tcPr>
           <w:p>
+            <w:pPr>
+              <w:jc w:val="center"/>
+            </w:pPr>
             <w:r>
-              <w:t>实现DataCleaner接口及清洗器</w:t>
+              <w:rPr>
+                <w:rFonts w:ascii="Times New Roman" w:hAnsi="Times New Roman" w:eastAsia="宋体"/>
+                <w:b w:val="0"/>
+                <w:sz w:val="21"/>
+              </w:rPr>
+              <w:t>DAO层实现（DataFileDAO、DataRowDAO等）</w:t>
             </w:r>
           </w:p>
         </w:tc>
         <w:tc>
           <w:tcPr>
-            <w:tcW w:type="dxa" w:w="2880"/>
+            <w:tcW w:type="dxa" w:w="2197"/>
+            <w:vAlign w:val="center"/>
+            <w:shd w:val="clear" w:color="auto" w:fill="FFFFFF"/>
           </w:tcPr>
           <w:p>
+            <w:pPr>
+              <w:jc w:val="center"/>
+            </w:pPr>
             <w:r>
-              <w:t>已完成</w:t>
+              <w:rPr>
+                <w:rFonts w:ascii="Times New Roman" w:hAnsi="Times New Roman" w:eastAsia="宋体"/>
+                <w:b w:val="0"/>
+                <w:sz w:val="21"/>
+              </w:rPr>
+              <w:t>JDBC、SQL</w:t>
+            </w:r>
+          </w:p>
+        </w:tc>
+        <w:tc>
+          <w:tcPr>
+            <w:tcW w:type="dxa" w:w="2197"/>
+            <w:vAlign w:val="center"/>
+            <w:shd w:val="clear" w:color="auto" w:fill="FFFFFF"/>
+          </w:tcPr>
+          <w:p>
+            <w:pPr>
+              <w:jc w:val="center"/>
+            </w:pPr>
+            <w:r>
+              <w:rPr>
+                <w:rFonts w:ascii="Times New Roman" w:hAnsi="Times New Roman" w:eastAsia="宋体"/>
+                <w:b w:val="0"/>
+                <w:sz w:val="21"/>
+              </w:rPr>
+              <w:t>第2周</w:t>
             </w:r>
           </w:p>
         </w:tc>
@@ -470,31 +1049,81 @@
       <w:tr>
         <w:tc>
           <w:tcPr>
-            <w:tcW w:type="dxa" w:w="2880"/>
+            <w:tcW w:type="dxa" w:w="2197"/>
+            <w:vAlign w:val="center"/>
+            <w:shd w:val="clear" w:color="auto" w:fill="F5F5F5"/>
           </w:tcPr>
           <w:p>
+            <w:pPr>
+              <w:jc w:val="center"/>
+            </w:pPr>
             <w:r>
-              <w:t>清洗管道</w:t>
+              <w:rPr>
+                <w:rFonts w:ascii="Times New Roman" w:hAnsi="Times New Roman" w:eastAsia="宋体"/>
+                <w:b w:val="0"/>
+                <w:sz w:val="21"/>
+              </w:rPr>
+              <w:t>T1-05</w:t>
             </w:r>
           </w:p>
         </w:tc>
         <w:tc>
           <w:tcPr>
-            <w:tcW w:type="dxa" w:w="2880"/>
+            <w:tcW w:type="dxa" w:w="2197"/>
+            <w:vAlign w:val="center"/>
+            <w:shd w:val="clear" w:color="auto" w:fill="F5F5F5"/>
           </w:tcPr>
           <w:p>
+            <w:pPr>
+              <w:jc w:val="center"/>
+            </w:pPr>
             <w:r>
-              <w:t>实现CleanPipeline管道模式</w:t>
+              <w:rPr>
+                <w:rFonts w:ascii="Times New Roman" w:hAnsi="Times New Roman" w:eastAsia="宋体"/>
+                <w:b w:val="0"/>
+                <w:sz w:val="21"/>
+              </w:rPr>
+              <w:t>文件解析模块（ExcelParser、CsvParser）</w:t>
             </w:r>
           </w:p>
         </w:tc>
         <w:tc>
           <w:tcPr>
-            <w:tcW w:type="dxa" w:w="2880"/>
+            <w:tcW w:type="dxa" w:w="2197"/>
+            <w:vAlign w:val="center"/>
+            <w:shd w:val="clear" w:color="auto" w:fill="F5F5F5"/>
           </w:tcPr>
           <w:p>
+            <w:pPr>
+              <w:jc w:val="center"/>
+            </w:pPr>
             <w:r>
-              <w:t>已完成</w:t>
+              <w:rPr>
+                <w:rFonts w:ascii="Times New Roman" w:hAnsi="Times New Roman" w:eastAsia="宋体"/>
+                <w:b w:val="0"/>
+                <w:sz w:val="21"/>
+              </w:rPr>
+              <w:t>Apache POI、OpenCSV、继承</w:t>
+            </w:r>
+          </w:p>
+        </w:tc>
+        <w:tc>
+          <w:tcPr>
+            <w:tcW w:type="dxa" w:w="2197"/>
+            <w:vAlign w:val="center"/>
+            <w:shd w:val="clear" w:color="auto" w:fill="F5F5F5"/>
+          </w:tcPr>
+          <w:p>
+            <w:pPr>
+              <w:jc w:val="center"/>
+            </w:pPr>
+            <w:r>
+              <w:rPr>
+                <w:rFonts w:ascii="Times New Roman" w:hAnsi="Times New Roman" w:eastAsia="宋体"/>
+                <w:b w:val="0"/>
+                <w:sz w:val="21"/>
+              </w:rPr>
+              <w:t>第3周</w:t>
             </w:r>
           </w:p>
         </w:tc>
@@ -502,116 +1131,114 @@
       <w:tr>
         <w:tc>
           <w:tcPr>
-            <w:tcW w:type="dxa" w:w="2880"/>
+            <w:tcW w:type="dxa" w:w="2197"/>
+            <w:vAlign w:val="center"/>
+            <w:shd w:val="clear" w:color="auto" w:fill="FFFFFF"/>
           </w:tcPr>
           <w:p>
+            <w:pPr>
+              <w:jc w:val="center"/>
+            </w:pPr>
             <w:r>
-              <w:t>数据导入服务</w:t>
+              <w:rPr>
+                <w:rFonts w:ascii="Times New Roman" w:hAnsi="Times New Roman" w:eastAsia="宋体"/>
+                <w:b w:val="0"/>
+                <w:sz w:val="21"/>
+              </w:rPr>
+              <w:t>T1-06</w:t>
             </w:r>
           </w:p>
         </w:tc>
         <w:tc>
           <w:tcPr>
-            <w:tcW w:type="dxa" w:w="2880"/>
+            <w:tcW w:type="dxa" w:w="2197"/>
+            <w:vAlign w:val="center"/>
+            <w:shd w:val="clear" w:color="auto" w:fill="FFFFFF"/>
           </w:tcPr>
           <w:p>
+            <w:pPr>
+              <w:jc w:val="center"/>
+            </w:pPr>
             <w:r>
-              <w:t>实现DataImportService核心服务</w:t>
+              <w:rPr>
+                <w:rFonts w:ascii="Times New Roman" w:hAnsi="Times New Roman" w:eastAsia="宋体"/>
+                <w:b w:val="0"/>
+                <w:sz w:val="21"/>
+              </w:rPr>
+              <w:t>系统集成与模块联调</w:t>
             </w:r>
           </w:p>
         </w:tc>
         <w:tc>
           <w:tcPr>
-            <w:tcW w:type="dxa" w:w="2880"/>
+            <w:tcW w:type="dxa" w:w="2197"/>
+            <w:vAlign w:val="center"/>
+            <w:shd w:val="clear" w:color="auto" w:fill="FFFFFF"/>
           </w:tcPr>
           <w:p>
+            <w:pPr>
+              <w:jc w:val="center"/>
+            </w:pPr>
             <w:r>
-              <w:t>已完成</w:t>
-            </w:r>
-          </w:p>
-        </w:tc>
-      </w:tr>
-      <w:tr>
-        <w:tc>
-          <w:tcPr>
-            <w:tcW w:type="dxa" w:w="2880"/>
-          </w:tcPr>
-          <w:p>
-            <w:r>
-              <w:t>网络模块</w:t>
+              <w:rPr>
+                <w:rFonts w:ascii="Times New Roman" w:hAnsi="Times New Roman" w:eastAsia="宋体"/>
+                <w:b w:val="0"/>
+                <w:sz w:val="21"/>
+              </w:rPr>
+              <w:t>系统集成测试</w:t>
             </w:r>
           </w:p>
         </w:tc>
         <w:tc>
           <w:tcPr>
-            <w:tcW w:type="dxa" w:w="2880"/>
+            <w:tcW w:type="dxa" w:w="2197"/>
+            <w:vAlign w:val="center"/>
+            <w:shd w:val="clear" w:color="auto" w:fill="FFFFFF"/>
           </w:tcPr>
           <w:p>
+            <w:pPr>
+              <w:jc w:val="center"/>
+            </w:pPr>
             <w:r>
-              <w:t>实现Server、Client、TaskManager</w:t>
-            </w:r>
-          </w:p>
-        </w:tc>
-        <w:tc>
-          <w:tcPr>
-            <w:tcW w:type="dxa" w:w="2880"/>
-          </w:tcPr>
-          <w:p>
-            <w:r>
-              <w:t>已完成</w:t>
-            </w:r>
-          </w:p>
-        </w:tc>
-      </w:tr>
-      <w:tr>
-        <w:tc>
-          <w:tcPr>
-            <w:tcW w:type="dxa" w:w="2880"/>
-          </w:tcPr>
-          <w:p>
-            <w:r>
-              <w:t>主程序入口</w:t>
-            </w:r>
-          </w:p>
-        </w:tc>
-        <w:tc>
-          <w:tcPr>
-            <w:tcW w:type="dxa" w:w="2880"/>
-          </w:tcPr>
-          <w:p>
-            <w:r>
-              <w:t>实现App.java主类</w:t>
-            </w:r>
-          </w:p>
-        </w:tc>
-        <w:tc>
-          <w:tcPr>
-            <w:tcW w:type="dxa" w:w="2880"/>
-          </w:tcPr>
-          <w:p>
-            <w:r>
-              <w:t>已完成</w:t>
+              <w:rPr>
+                <w:rFonts w:ascii="Times New Roman" w:hAnsi="Times New Roman" w:eastAsia="宋体"/>
+                <w:b w:val="0"/>
+                <w:sz w:val="21"/>
+              </w:rPr>
+              <w:t>第4周</w:t>
             </w:r>
           </w:p>
         </w:tc>
       </w:tr>
     </w:tbl>
+    <w:p/>
     <w:p>
       <w:pPr>
-        <w:pStyle w:val="Heading2"/>
+        <w:spacing w:before="120" w:after="60" w:lineRule="auto" w:line="360"/>
+        <w:jc w:val="left"/>
       </w:pPr>
       <w:r>
-        <w:t>3.2 李四（后端开发/数据库设计）</w:t>
+        <w:rPr>
+          <w:rFonts w:ascii="Arial" w:hAnsi="Arial" w:eastAsia="黑体"/>
+          <w:b/>
+          <w:sz w:val="28"/>
+        </w:rPr>
+        <w:t>3.2 季易凡</w:t>
       </w:r>
     </w:p>
     <w:p>
+      <w:pPr>
+        <w:spacing w:before="0" w:after="0" w:lineRule="auto" w:line="360"/>
+        <w:ind w:firstLine="480"/>
+        <w:jc w:val="both"/>
+      </w:pPr>
       <w:r>
-        <w:t>主要职责：数据库设计与实现、数据访问层开发、数据验证模块开发、异常处理机制</w:t>
-      </w:r>
-    </w:p>
-    <w:p>
-      <w:r>
-        <w:t>工作量占比：28%</w:t>
+        <w:rPr>
+          <w:rFonts w:ascii="Times New Roman" w:hAnsi="Times New Roman" w:eastAsia="宋体"/>
+          <w:b w:val="0"/>
+          <w:sz w:val="24"/>
+        </w:rPr>
+        <w:t>季易凡负责系统图形界面的开发与用户交互逻辑实现。</w:t>
       </w:r>
     </w:p>
     <w:tbl>
@@ -621,38 +1248,93 @@
         <w:tblLook w:firstColumn="1" w:firstRow="1" w:lastColumn="0" w:lastRow="0" w:noHBand="0" w:noVBand="1" w:val="04A0"/>
       </w:tblPr>
       <w:tblGrid>
-        <w:gridCol w:w="2880"/>
-        <w:gridCol w:w="2880"/>
-        <w:gridCol w:w="2880"/>
+        <w:gridCol w:w="2197"/>
+        <w:gridCol w:w="2197"/>
+        <w:gridCol w:w="2197"/>
+        <w:gridCol w:w="2197"/>
       </w:tblGrid>
       <w:tr>
         <w:tc>
           <w:tcPr>
-            <w:tcW w:type="dxa" w:w="2880"/>
+            <w:tcW w:type="dxa" w:w="2197"/>
+            <w:vAlign w:val="center"/>
+            <w:shd w:val="clear" w:color="auto" w:fill="2E74B5"/>
           </w:tcPr>
           <w:p>
+            <w:pPr>
+              <w:jc w:val="center"/>
+            </w:pPr>
             <w:r>
-              <w:t>任务模块</w:t>
+              <w:rPr>
+                <w:rFonts w:ascii="Arial" w:hAnsi="Arial" w:eastAsia="黑体"/>
+                <w:b/>
+                <w:color w:val="FFFFFF"/>
+                <w:sz w:val="21"/>
+              </w:rPr>
+              <w:t>任务编号</w:t>
             </w:r>
           </w:p>
         </w:tc>
         <w:tc>
           <w:tcPr>
-            <w:tcW w:type="dxa" w:w="2880"/>
+            <w:tcW w:type="dxa" w:w="2197"/>
+            <w:vAlign w:val="center"/>
+            <w:shd w:val="clear" w:color="auto" w:fill="2E74B5"/>
           </w:tcPr>
           <w:p>
+            <w:pPr>
+              <w:jc w:val="center"/>
+            </w:pPr>
             <w:r>
-              <w:t>具体内容</w:t>
+              <w:rPr>
+                <w:rFonts w:ascii="Arial" w:hAnsi="Arial" w:eastAsia="黑体"/>
+                <w:b/>
+                <w:color w:val="FFFFFF"/>
+                <w:sz w:val="21"/>
+              </w:rPr>
+              <w:t>任务内容</w:t>
             </w:r>
           </w:p>
         </w:tc>
         <w:tc>
           <w:tcPr>
-            <w:tcW w:type="dxa" w:w="2880"/>
+            <w:tcW w:type="dxa" w:w="2197"/>
+            <w:vAlign w:val="center"/>
+            <w:shd w:val="clear" w:color="auto" w:fill="2E74B5"/>
           </w:tcPr>
           <w:p>
+            <w:pPr>
+              <w:jc w:val="center"/>
+            </w:pPr>
             <w:r>
-              <w:t>完成情况</w:t>
+              <w:rPr>
+                <w:rFonts w:ascii="Arial" w:hAnsi="Arial" w:eastAsia="黑体"/>
+                <w:b/>
+                <w:color w:val="FFFFFF"/>
+                <w:sz w:val="21"/>
+              </w:rPr>
+              <w:t>技术要点</w:t>
+            </w:r>
+          </w:p>
+        </w:tc>
+        <w:tc>
+          <w:tcPr>
+            <w:tcW w:type="dxa" w:w="2197"/>
+            <w:vAlign w:val="center"/>
+            <w:shd w:val="clear" w:color="auto" w:fill="2E74B5"/>
+          </w:tcPr>
+          <w:p>
+            <w:pPr>
+              <w:jc w:val="center"/>
+            </w:pPr>
+            <w:r>
+              <w:rPr>
+                <w:rFonts w:ascii="Arial" w:hAnsi="Arial" w:eastAsia="黑体"/>
+                <w:b/>
+                <w:color w:val="FFFFFF"/>
+                <w:sz w:val="21"/>
+              </w:rPr>
+              <w:t>完成时间</w:t>
             </w:r>
           </w:p>
         </w:tc>
@@ -660,31 +1342,81 @@
       <w:tr>
         <w:tc>
           <w:tcPr>
-            <w:tcW w:type="dxa" w:w="2880"/>
+            <w:tcW w:type="dxa" w:w="2197"/>
+            <w:vAlign w:val="center"/>
+            <w:shd w:val="clear" w:color="auto" w:fill="F5F5F5"/>
           </w:tcPr>
           <w:p>
+            <w:pPr>
+              <w:jc w:val="center"/>
+            </w:pPr>
             <w:r>
-              <w:t>数据库设计</w:t>
+              <w:rPr>
+                <w:rFonts w:ascii="Times New Roman" w:hAnsi="Times New Roman" w:eastAsia="宋体"/>
+                <w:b w:val="0"/>
+                <w:sz w:val="21"/>
+              </w:rPr>
+              <w:t>T2-01</w:t>
             </w:r>
           </w:p>
         </w:tc>
         <w:tc>
           <w:tcPr>
-            <w:tcW w:type="dxa" w:w="2880"/>
+            <w:tcW w:type="dxa" w:w="2197"/>
+            <w:vAlign w:val="center"/>
+            <w:shd w:val="clear" w:color="auto" w:fill="F5F5F5"/>
           </w:tcPr>
           <w:p>
+            <w:pPr>
+              <w:jc w:val="center"/>
+            </w:pPr>
             <w:r>
-              <w:t>设计数据表结构，编写建表SQL</w:t>
+              <w:rPr>
+                <w:rFonts w:ascii="Times New Roman" w:hAnsi="Times New Roman" w:eastAsia="宋体"/>
+                <w:b w:val="0"/>
+                <w:sz w:val="21"/>
+              </w:rPr>
+              <w:t>主界面框架设计（MainFrame）</w:t>
             </w:r>
           </w:p>
         </w:tc>
         <w:tc>
           <w:tcPr>
-            <w:tcW w:type="dxa" w:w="2880"/>
+            <w:tcW w:type="dxa" w:w="2197"/>
+            <w:vAlign w:val="center"/>
+            <w:shd w:val="clear" w:color="auto" w:fill="F5F5F5"/>
           </w:tcPr>
           <w:p>
+            <w:pPr>
+              <w:jc w:val="center"/>
+            </w:pPr>
             <w:r>
-              <w:t>已完成</w:t>
+              <w:rPr>
+                <w:rFonts w:ascii="Times New Roman" w:hAnsi="Times New Roman" w:eastAsia="宋体"/>
+                <w:b w:val="0"/>
+                <w:sz w:val="21"/>
+              </w:rPr>
+              <w:t>JFrame、JTabbedPane</w:t>
+            </w:r>
+          </w:p>
+        </w:tc>
+        <w:tc>
+          <w:tcPr>
+            <w:tcW w:type="dxa" w:w="2197"/>
+            <w:vAlign w:val="center"/>
+            <w:shd w:val="clear" w:color="auto" w:fill="F5F5F5"/>
+          </w:tcPr>
+          <w:p>
+            <w:pPr>
+              <w:jc w:val="center"/>
+            </w:pPr>
+            <w:r>
+              <w:rPr>
+                <w:rFonts w:ascii="Times New Roman" w:hAnsi="Times New Roman" w:eastAsia="宋体"/>
+                <w:b w:val="0"/>
+                <w:sz w:val="21"/>
+              </w:rPr>
+              <w:t>第2周</w:t>
             </w:r>
           </w:p>
         </w:tc>
@@ -692,31 +1424,81 @@
       <w:tr>
         <w:tc>
           <w:tcPr>
-            <w:tcW w:type="dxa" w:w="2880"/>
+            <w:tcW w:type="dxa" w:w="2197"/>
+            <w:vAlign w:val="center"/>
+            <w:shd w:val="clear" w:color="auto" w:fill="FFFFFF"/>
           </w:tcPr>
           <w:p>
+            <w:pPr>
+              <w:jc w:val="center"/>
+            </w:pPr>
             <w:r>
-              <w:t>连接池管理</w:t>
+              <w:rPr>
+                <w:rFonts w:ascii="Times New Roman" w:hAnsi="Times New Roman" w:eastAsia="宋体"/>
+                <w:b w:val="0"/>
+                <w:sz w:val="21"/>
+              </w:rPr>
+              <w:t>T2-02</w:t>
             </w:r>
           </w:p>
         </w:tc>
         <w:tc>
           <w:tcPr>
-            <w:tcW w:type="dxa" w:w="2880"/>
+            <w:tcW w:type="dxa" w:w="2197"/>
+            <w:vAlign w:val="center"/>
+            <w:shd w:val="clear" w:color="auto" w:fill="FFFFFF"/>
           </w:tcPr>
           <w:p>
+            <w:pPr>
+              <w:jc w:val="center"/>
+            </w:pPr>
             <w:r>
-              <w:t>实现DBConnection连接池</w:t>
+              <w:rPr>
+                <w:rFonts w:ascii="Times New Roman" w:hAnsi="Times New Roman" w:eastAsia="宋体"/>
+                <w:b w:val="0"/>
+                <w:sz w:val="21"/>
+              </w:rPr>
+              <w:t>文件导入界面（ImportPanel）</w:t>
             </w:r>
           </w:p>
         </w:tc>
         <w:tc>
           <w:tcPr>
-            <w:tcW w:type="dxa" w:w="2880"/>
+            <w:tcW w:type="dxa" w:w="2197"/>
+            <w:vAlign w:val="center"/>
+            <w:shd w:val="clear" w:color="auto" w:fill="FFFFFF"/>
           </w:tcPr>
           <w:p>
+            <w:pPr>
+              <w:jc w:val="center"/>
+            </w:pPr>
             <w:r>
-              <w:t>已完成</w:t>
+              <w:rPr>
+                <w:rFonts w:ascii="Times New Roman" w:hAnsi="Times New Roman" w:eastAsia="宋体"/>
+                <w:b w:val="0"/>
+                <w:sz w:val="21"/>
+              </w:rPr>
+              <w:t>JFileChooser、JTable</w:t>
+            </w:r>
+          </w:p>
+        </w:tc>
+        <w:tc>
+          <w:tcPr>
+            <w:tcW w:type="dxa" w:w="2197"/>
+            <w:vAlign w:val="center"/>
+            <w:shd w:val="clear" w:color="auto" w:fill="FFFFFF"/>
+          </w:tcPr>
+          <w:p>
+            <w:pPr>
+              <w:jc w:val="center"/>
+            </w:pPr>
+            <w:r>
+              <w:rPr>
+                <w:rFonts w:ascii="Times New Roman" w:hAnsi="Times New Roman" w:eastAsia="宋体"/>
+                <w:b w:val="0"/>
+                <w:sz w:val="21"/>
+              </w:rPr>
+              <w:t>第2周</w:t>
             </w:r>
           </w:p>
         </w:tc>
@@ -724,31 +1506,81 @@
       <w:tr>
         <w:tc>
           <w:tcPr>
-            <w:tcW w:type="dxa" w:w="2880"/>
+            <w:tcW w:type="dxa" w:w="2197"/>
+            <w:vAlign w:val="center"/>
+            <w:shd w:val="clear" w:color="auto" w:fill="F5F5F5"/>
           </w:tcPr>
           <w:p>
+            <w:pPr>
+              <w:jc w:val="center"/>
+            </w:pPr>
             <w:r>
-              <w:t>数据文件DAO</w:t>
+              <w:rPr>
+                <w:rFonts w:ascii="Times New Roman" w:hAnsi="Times New Roman" w:eastAsia="宋体"/>
+                <w:b w:val="0"/>
+                <w:sz w:val="21"/>
+              </w:rPr>
+              <w:t>T2-03</w:t>
             </w:r>
           </w:p>
         </w:tc>
         <w:tc>
           <w:tcPr>
-            <w:tcW w:type="dxa" w:w="2880"/>
+            <w:tcW w:type="dxa" w:w="2197"/>
+            <w:vAlign w:val="center"/>
+            <w:shd w:val="clear" w:color="auto" w:fill="F5F5F5"/>
           </w:tcPr>
           <w:p>
+            <w:pPr>
+              <w:jc w:val="center"/>
+            </w:pPr>
             <w:r>
-              <w:t>实现DataFileDAO数据访问</w:t>
+              <w:rPr>
+                <w:rFonts w:ascii="Times New Roman" w:hAnsi="Times New Roman" w:eastAsia="宋体"/>
+                <w:b w:val="0"/>
+                <w:sz w:val="21"/>
+              </w:rPr>
+              <w:t>数据清洗界面（CleanPanel）</w:t>
             </w:r>
           </w:p>
         </w:tc>
         <w:tc>
           <w:tcPr>
-            <w:tcW w:type="dxa" w:w="2880"/>
+            <w:tcW w:type="dxa" w:w="2197"/>
+            <w:vAlign w:val="center"/>
+            <w:shd w:val="clear" w:color="auto" w:fill="F5F5F5"/>
           </w:tcPr>
           <w:p>
+            <w:pPr>
+              <w:jc w:val="center"/>
+            </w:pPr>
             <w:r>
-              <w:t>已完成</w:t>
+              <w:rPr>
+                <w:rFonts w:ascii="Times New Roman" w:hAnsi="Times New Roman" w:eastAsia="宋体"/>
+                <w:b w:val="0"/>
+                <w:sz w:val="21"/>
+              </w:rPr>
+              <w:t>JCheckBox、JButton、事件监听</w:t>
+            </w:r>
+          </w:p>
+        </w:tc>
+        <w:tc>
+          <w:tcPr>
+            <w:tcW w:type="dxa" w:w="2197"/>
+            <w:vAlign w:val="center"/>
+            <w:shd w:val="clear" w:color="auto" w:fill="F5F5F5"/>
+          </w:tcPr>
+          <w:p>
+            <w:pPr>
+              <w:jc w:val="center"/>
+            </w:pPr>
+            <w:r>
+              <w:rPr>
+                <w:rFonts w:ascii="Times New Roman" w:hAnsi="Times New Roman" w:eastAsia="宋体"/>
+                <w:b w:val="0"/>
+                <w:sz w:val="21"/>
+              </w:rPr>
+              <w:t>第3周</w:t>
             </w:r>
           </w:p>
         </w:tc>
@@ -756,31 +1588,81 @@
       <w:tr>
         <w:tc>
           <w:tcPr>
-            <w:tcW w:type="dxa" w:w="2880"/>
+            <w:tcW w:type="dxa" w:w="2197"/>
+            <w:vAlign w:val="center"/>
+            <w:shd w:val="clear" w:color="auto" w:fill="FFFFFF"/>
           </w:tcPr>
           <w:p>
+            <w:pPr>
+              <w:jc w:val="center"/>
+            </w:pPr>
             <w:r>
-              <w:t>数据行DAO</w:t>
+              <w:rPr>
+                <w:rFonts w:ascii="Times New Roman" w:hAnsi="Times New Roman" w:eastAsia="宋体"/>
+                <w:b w:val="0"/>
+                <w:sz w:val="21"/>
+              </w:rPr>
+              <w:t>T2-04</w:t>
             </w:r>
           </w:p>
         </w:tc>
         <w:tc>
           <w:tcPr>
-            <w:tcW w:type="dxa" w:w="2880"/>
+            <w:tcW w:type="dxa" w:w="2197"/>
+            <w:vAlign w:val="center"/>
+            <w:shd w:val="clear" w:color="auto" w:fill="FFFFFF"/>
           </w:tcPr>
           <w:p>
+            <w:pPr>
+              <w:jc w:val="center"/>
+            </w:pPr>
             <w:r>
-              <w:t>实现DataRowDAO数据访问</w:t>
+              <w:rPr>
+                <w:rFonts w:ascii="Times New Roman" w:hAnsi="Times New Roman" w:eastAsia="宋体"/>
+                <w:b w:val="0"/>
+                <w:sz w:val="21"/>
+              </w:rPr>
+              <w:t>数据查询界面（QueryPanel）</w:t>
             </w:r>
           </w:p>
         </w:tc>
         <w:tc>
           <w:tcPr>
-            <w:tcW w:type="dxa" w:w="2880"/>
+            <w:tcW w:type="dxa" w:w="2197"/>
+            <w:vAlign w:val="center"/>
+            <w:shd w:val="clear" w:color="auto" w:fill="FFFFFF"/>
           </w:tcPr>
           <w:p>
+            <w:pPr>
+              <w:jc w:val="center"/>
+            </w:pPr>
             <w:r>
-              <w:t>已完成</w:t>
+              <w:rPr>
+                <w:rFonts w:ascii="Times New Roman" w:hAnsi="Times New Roman" w:eastAsia="宋体"/>
+                <w:b w:val="0"/>
+                <w:sz w:val="21"/>
+              </w:rPr>
+              <w:t>JTextField、JComboBox、分页</w:t>
+            </w:r>
+          </w:p>
+        </w:tc>
+        <w:tc>
+          <w:tcPr>
+            <w:tcW w:type="dxa" w:w="2197"/>
+            <w:vAlign w:val="center"/>
+            <w:shd w:val="clear" w:color="auto" w:fill="FFFFFF"/>
+          </w:tcPr>
+          <w:p>
+            <w:pPr>
+              <w:jc w:val="center"/>
+            </w:pPr>
+            <w:r>
+              <w:rPr>
+                <w:rFonts w:ascii="Times New Roman" w:hAnsi="Times New Roman" w:eastAsia="宋体"/>
+                <w:b w:val="0"/>
+                <w:sz w:val="21"/>
+              </w:rPr>
+              <w:t>第3周</w:t>
             </w:r>
           </w:p>
         </w:tc>
@@ -788,31 +1670,81 @@
       <w:tr>
         <w:tc>
           <w:tcPr>
-            <w:tcW w:type="dxa" w:w="2880"/>
+            <w:tcW w:type="dxa" w:w="2197"/>
+            <w:vAlign w:val="center"/>
+            <w:shd w:val="clear" w:color="auto" w:fill="F5F5F5"/>
           </w:tcPr>
           <w:p>
+            <w:pPr>
+              <w:jc w:val="center"/>
+            </w:pPr>
             <w:r>
-              <w:t>验证规则DAO</w:t>
+              <w:rPr>
+                <w:rFonts w:ascii="Times New Roman" w:hAnsi="Times New Roman" w:eastAsia="宋体"/>
+                <w:b w:val="0"/>
+                <w:sz w:val="21"/>
+              </w:rPr>
+              <w:t>T2-05</w:t>
             </w:r>
           </w:p>
         </w:tc>
         <w:tc>
           <w:tcPr>
-            <w:tcW w:type="dxa" w:w="2880"/>
+            <w:tcW w:type="dxa" w:w="2197"/>
+            <w:vAlign w:val="center"/>
+            <w:shd w:val="clear" w:color="auto" w:fill="F5F5F5"/>
           </w:tcPr>
           <w:p>
+            <w:pPr>
+              <w:jc w:val="center"/>
+            </w:pPr>
             <w:r>
-              <w:t>实现ValidationRuleDAO数据访问</w:t>
+              <w:rPr>
+                <w:rFonts w:ascii="Times New Roman" w:hAnsi="Times New Roman" w:eastAsia="宋体"/>
+                <w:b w:val="0"/>
+                <w:sz w:val="21"/>
+              </w:rPr>
+              <w:t>历史记录界面（HistoryPanel）</w:t>
             </w:r>
           </w:p>
         </w:tc>
         <w:tc>
           <w:tcPr>
-            <w:tcW w:type="dxa" w:w="2880"/>
+            <w:tcW w:type="dxa" w:w="2197"/>
+            <w:vAlign w:val="center"/>
+            <w:shd w:val="clear" w:color="auto" w:fill="F5F5F5"/>
           </w:tcPr>
           <w:p>
+            <w:pPr>
+              <w:jc w:val="center"/>
+            </w:pPr>
             <w:r>
-              <w:t>已完成</w:t>
+              <w:rPr>
+                <w:rFonts w:ascii="Times New Roman" w:hAnsi="Times New Roman" w:eastAsia="宋体"/>
+                <w:b w:val="0"/>
+                <w:sz w:val="21"/>
+              </w:rPr>
+              <w:t>JTable、TableModel</w:t>
+            </w:r>
+          </w:p>
+        </w:tc>
+        <w:tc>
+          <w:tcPr>
+            <w:tcW w:type="dxa" w:w="2197"/>
+            <w:vAlign w:val="center"/>
+            <w:shd w:val="clear" w:color="auto" w:fill="F5F5F5"/>
+          </w:tcPr>
+          <w:p>
+            <w:pPr>
+              <w:jc w:val="center"/>
+            </w:pPr>
+            <w:r>
+              <w:rPr>
+                <w:rFonts w:ascii="Times New Roman" w:hAnsi="Times New Roman" w:eastAsia="宋体"/>
+                <w:b w:val="0"/>
+                <w:sz w:val="21"/>
+              </w:rPr>
+              <w:t>第3周</w:t>
             </w:r>
           </w:p>
         </w:tc>
@@ -820,116 +1752,114 @@
       <w:tr>
         <w:tc>
           <w:tcPr>
-            <w:tcW w:type="dxa" w:w="2880"/>
+            <w:tcW w:type="dxa" w:w="2197"/>
+            <w:vAlign w:val="center"/>
+            <w:shd w:val="clear" w:color="auto" w:fill="FFFFFF"/>
           </w:tcPr>
           <w:p>
+            <w:pPr>
+              <w:jc w:val="center"/>
+            </w:pPr>
             <w:r>
-              <w:t>验证规则实现</w:t>
+              <w:rPr>
+                <w:rFonts w:ascii="Times New Roman" w:hAnsi="Times New Roman" w:eastAsia="宋体"/>
+                <w:b w:val="0"/>
+                <w:sz w:val="21"/>
+              </w:rPr>
+              <w:t>T2-06</w:t>
             </w:r>
           </w:p>
         </w:tc>
         <w:tc>
           <w:tcPr>
-            <w:tcW w:type="dxa" w:w="2880"/>
+            <w:tcW w:type="dxa" w:w="2197"/>
+            <w:vAlign w:val="center"/>
+            <w:shd w:val="clear" w:color="auto" w:fill="FFFFFF"/>
           </w:tcPr>
           <w:p>
+            <w:pPr>
+              <w:jc w:val="center"/>
+            </w:pPr>
             <w:r>
-              <w:t>实现PhoneRule、EmailRule、RequiredRule等</w:t>
+              <w:rPr>
+                <w:rFonts w:ascii="Times New Roman" w:hAnsi="Times New Roman" w:eastAsia="宋体"/>
+                <w:b w:val="0"/>
+                <w:sz w:val="21"/>
+              </w:rPr>
+              <w:t>SwingWorker异步处理集成</w:t>
             </w:r>
           </w:p>
         </w:tc>
         <w:tc>
           <w:tcPr>
-            <w:tcW w:type="dxa" w:w="2880"/>
+            <w:tcW w:type="dxa" w:w="2197"/>
+            <w:vAlign w:val="center"/>
+            <w:shd w:val="clear" w:color="auto" w:fill="FFFFFF"/>
           </w:tcPr>
           <w:p>
+            <w:pPr>
+              <w:jc w:val="center"/>
+            </w:pPr>
             <w:r>
-              <w:t>已完成</w:t>
-            </w:r>
-          </w:p>
-        </w:tc>
-      </w:tr>
-      <w:tr>
-        <w:tc>
-          <w:tcPr>
-            <w:tcW w:type="dxa" w:w="2880"/>
-          </w:tcPr>
-          <w:p>
-            <w:r>
-              <w:t>验证引擎</w:t>
+              <w:rPr>
+                <w:rFonts w:ascii="Times New Roman" w:hAnsi="Times New Roman" w:eastAsia="宋体"/>
+                <w:b w:val="0"/>
+                <w:sz w:val="21"/>
+              </w:rPr>
+              <w:t>SwingWorker、多线程GUI</w:t>
             </w:r>
           </w:p>
         </w:tc>
         <w:tc>
           <w:tcPr>
-            <w:tcW w:type="dxa" w:w="2880"/>
+            <w:tcW w:type="dxa" w:w="2197"/>
+            <w:vAlign w:val="center"/>
+            <w:shd w:val="clear" w:color="auto" w:fill="FFFFFF"/>
           </w:tcPr>
           <w:p>
+            <w:pPr>
+              <w:jc w:val="center"/>
+            </w:pPr>
             <w:r>
-              <w:t>实现ValidationEngine验证引擎</w:t>
-            </w:r>
-          </w:p>
-        </w:tc>
-        <w:tc>
-          <w:tcPr>
-            <w:tcW w:type="dxa" w:w="2880"/>
-          </w:tcPr>
-          <w:p>
-            <w:r>
-              <w:t>已完成</w:t>
-            </w:r>
-          </w:p>
-        </w:tc>
-      </w:tr>
-      <w:tr>
-        <w:tc>
-          <w:tcPr>
-            <w:tcW w:type="dxa" w:w="2880"/>
-          </w:tcPr>
-          <w:p>
-            <w:r>
-              <w:t>自定义异常</w:t>
-            </w:r>
-          </w:p>
-        </w:tc>
-        <w:tc>
-          <w:tcPr>
-            <w:tcW w:type="dxa" w:w="2880"/>
-          </w:tcPr>
-          <w:p>
-            <w:r>
-              <w:t>实现FileFormatException等异常类</w:t>
-            </w:r>
-          </w:p>
-        </w:tc>
-        <w:tc>
-          <w:tcPr>
-            <w:tcW w:type="dxa" w:w="2880"/>
-          </w:tcPr>
-          <w:p>
-            <w:r>
-              <w:t>已完成</w:t>
+              <w:rPr>
+                <w:rFonts w:ascii="Times New Roman" w:hAnsi="Times New Roman" w:eastAsia="宋体"/>
+                <w:b w:val="0"/>
+                <w:sz w:val="21"/>
+              </w:rPr>
+              <w:t>第4周</w:t>
             </w:r>
           </w:p>
         </w:tc>
       </w:tr>
     </w:tbl>
+    <w:p/>
     <w:p>
       <w:pPr>
-        <w:pStyle w:val="Heading2"/>
+        <w:spacing w:before="120" w:after="60" w:lineRule="auto" w:line="360"/>
+        <w:jc w:val="left"/>
       </w:pPr>
       <w:r>
-        <w:t>3.3 王五（前端开发/GUI设计）</w:t>
+        <w:rPr>
+          <w:rFonts w:ascii="Arial" w:hAnsi="Arial" w:eastAsia="黑体"/>
+          <w:b/>
+          <w:sz w:val="28"/>
+        </w:rPr>
+        <w:t>3.3 何勰</w:t>
       </w:r>
     </w:p>
     <w:p>
+      <w:pPr>
+        <w:spacing w:before="0" w:after="0" w:lineRule="auto" w:line="360"/>
+        <w:ind w:firstLine="480"/>
+        <w:jc w:val="both"/>
+      </w:pPr>
       <w:r>
-        <w:t>主要职责：Swing界面设计与实现、用户交互逻辑开发、界面美化与优化、异步任务处理</w:t>
-      </w:r>
-    </w:p>
-    <w:p>
-      <w:r>
-        <w:t>工作量占比：25%</w:t>
+        <w:rPr>
+          <w:rFonts w:ascii="Times New Roman" w:hAnsi="Times New Roman" w:eastAsia="宋体"/>
+          <w:b w:val="0"/>
+          <w:sz w:val="24"/>
+        </w:rPr>
+        <w:t>何勰负责后端核心业务逻辑的实现，包括数据清洗和网络通信模块。</w:t>
       </w:r>
     </w:p>
     <w:tbl>
@@ -939,38 +1869,93 @@
         <w:tblLook w:firstColumn="1" w:firstRow="1" w:lastColumn="0" w:lastRow="0" w:noHBand="0" w:noVBand="1" w:val="04A0"/>
       </w:tblPr>
       <w:tblGrid>
-        <w:gridCol w:w="2880"/>
-        <w:gridCol w:w="2880"/>
-        <w:gridCol w:w="2880"/>
+        <w:gridCol w:w="2197"/>
+        <w:gridCol w:w="2197"/>
+        <w:gridCol w:w="2197"/>
+        <w:gridCol w:w="2197"/>
       </w:tblGrid>
       <w:tr>
         <w:tc>
           <w:tcPr>
-            <w:tcW w:type="dxa" w:w="2880"/>
+            <w:tcW w:type="dxa" w:w="2197"/>
+            <w:vAlign w:val="center"/>
+            <w:shd w:val="clear" w:color="auto" w:fill="2E74B5"/>
           </w:tcPr>
           <w:p>
+            <w:pPr>
+              <w:jc w:val="center"/>
+            </w:pPr>
             <w:r>
-              <w:t>任务模块</w:t>
+              <w:rPr>
+                <w:rFonts w:ascii="Arial" w:hAnsi="Arial" w:eastAsia="黑体"/>
+                <w:b/>
+                <w:color w:val="FFFFFF"/>
+                <w:sz w:val="21"/>
+              </w:rPr>
+              <w:t>任务编号</w:t>
             </w:r>
           </w:p>
         </w:tc>
         <w:tc>
           <w:tcPr>
-            <w:tcW w:type="dxa" w:w="2880"/>
+            <w:tcW w:type="dxa" w:w="2197"/>
+            <w:vAlign w:val="center"/>
+            <w:shd w:val="clear" w:color="auto" w:fill="2E74B5"/>
           </w:tcPr>
           <w:p>
+            <w:pPr>
+              <w:jc w:val="center"/>
+            </w:pPr>
             <w:r>
-              <w:t>具体内容</w:t>
+              <w:rPr>
+                <w:rFonts w:ascii="Arial" w:hAnsi="Arial" w:eastAsia="黑体"/>
+                <w:b/>
+                <w:color w:val="FFFFFF"/>
+                <w:sz w:val="21"/>
+              </w:rPr>
+              <w:t>任务内容</w:t>
             </w:r>
           </w:p>
         </w:tc>
         <w:tc>
           <w:tcPr>
-            <w:tcW w:type="dxa" w:w="2880"/>
+            <w:tcW w:type="dxa" w:w="2197"/>
+            <w:vAlign w:val="center"/>
+            <w:shd w:val="clear" w:color="auto" w:fill="2E74B5"/>
           </w:tcPr>
           <w:p>
+            <w:pPr>
+              <w:jc w:val="center"/>
+            </w:pPr>
             <w:r>
-              <w:t>完成情况</w:t>
+              <w:rPr>
+                <w:rFonts w:ascii="Arial" w:hAnsi="Arial" w:eastAsia="黑体"/>
+                <w:b/>
+                <w:color w:val="FFFFFF"/>
+                <w:sz w:val="21"/>
+              </w:rPr>
+              <w:t>技术要点</w:t>
+            </w:r>
+          </w:p>
+        </w:tc>
+        <w:tc>
+          <w:tcPr>
+            <w:tcW w:type="dxa" w:w="2197"/>
+            <w:vAlign w:val="center"/>
+            <w:shd w:val="clear" w:color="auto" w:fill="2E74B5"/>
+          </w:tcPr>
+          <w:p>
+            <w:pPr>
+              <w:jc w:val="center"/>
+            </w:pPr>
+            <w:r>
+              <w:rPr>
+                <w:rFonts w:ascii="Arial" w:hAnsi="Arial" w:eastAsia="黑体"/>
+                <w:b/>
+                <w:color w:val="FFFFFF"/>
+                <w:sz w:val="21"/>
+              </w:rPr>
+              <w:t>完成时间</w:t>
             </w:r>
           </w:p>
         </w:tc>
@@ -978,31 +1963,81 @@
       <w:tr>
         <w:tc>
           <w:tcPr>
-            <w:tcW w:type="dxa" w:w="2880"/>
+            <w:tcW w:type="dxa" w:w="2197"/>
+            <w:vAlign w:val="center"/>
+            <w:shd w:val="clear" w:color="auto" w:fill="F5F5F5"/>
           </w:tcPr>
           <w:p>
+            <w:pPr>
+              <w:jc w:val="center"/>
+            </w:pPr>
             <w:r>
-              <w:t>主窗口</w:t>
+              <w:rPr>
+                <w:rFonts w:ascii="Times New Roman" w:hAnsi="Times New Roman" w:eastAsia="宋体"/>
+                <w:b w:val="0"/>
+                <w:sz w:val="21"/>
+              </w:rPr>
+              <w:t>T3-01</w:t>
             </w:r>
           </w:p>
         </w:tc>
         <w:tc>
           <w:tcPr>
-            <w:tcW w:type="dxa" w:w="2880"/>
+            <w:tcW w:type="dxa" w:w="2197"/>
+            <w:vAlign w:val="center"/>
+            <w:shd w:val="clear" w:color="auto" w:fill="F5F5F5"/>
           </w:tcPr>
           <w:p>
+            <w:pPr>
+              <w:jc w:val="center"/>
+            </w:pPr>
             <w:r>
-              <w:t>实现MainFrame主窗口框架</w:t>
+              <w:rPr>
+                <w:rFonts w:ascii="Times New Roman" w:hAnsi="Times New Roman" w:eastAsia="宋体"/>
+                <w:b w:val="0"/>
+                <w:sz w:val="21"/>
+              </w:rPr>
+              <w:t>数据清洗接口设计（DataCleaner）</w:t>
             </w:r>
           </w:p>
         </w:tc>
         <w:tc>
           <w:tcPr>
-            <w:tcW w:type="dxa" w:w="2880"/>
+            <w:tcW w:type="dxa" w:w="2197"/>
+            <w:vAlign w:val="center"/>
+            <w:shd w:val="clear" w:color="auto" w:fill="F5F5F5"/>
           </w:tcPr>
           <w:p>
+            <w:pPr>
+              <w:jc w:val="center"/>
+            </w:pPr>
             <w:r>
-              <w:t>已完成</w:t>
+              <w:rPr>
+                <w:rFonts w:ascii="Times New Roman" w:hAnsi="Times New Roman" w:eastAsia="宋体"/>
+                <w:b w:val="0"/>
+                <w:sz w:val="21"/>
+              </w:rPr>
+              <w:t>接口、设计模式</w:t>
+            </w:r>
+          </w:p>
+        </w:tc>
+        <w:tc>
+          <w:tcPr>
+            <w:tcW w:type="dxa" w:w="2197"/>
+            <w:vAlign w:val="center"/>
+            <w:shd w:val="clear" w:color="auto" w:fill="F5F5F5"/>
+          </w:tcPr>
+          <w:p>
+            <w:pPr>
+              <w:jc w:val="center"/>
+            </w:pPr>
+            <w:r>
+              <w:rPr>
+                <w:rFonts w:ascii="Times New Roman" w:hAnsi="Times New Roman" w:eastAsia="宋体"/>
+                <w:b w:val="0"/>
+                <w:sz w:val="21"/>
+              </w:rPr>
+              <w:t>第2周</w:t>
             </w:r>
           </w:p>
         </w:tc>
@@ -1010,31 +2045,81 @@
       <w:tr>
         <w:tc>
           <w:tcPr>
-            <w:tcW w:type="dxa" w:w="2880"/>
+            <w:tcW w:type="dxa" w:w="2197"/>
+            <w:vAlign w:val="center"/>
+            <w:shd w:val="clear" w:color="auto" w:fill="FFFFFF"/>
           </w:tcPr>
           <w:p>
+            <w:pPr>
+              <w:jc w:val="center"/>
+            </w:pPr>
             <w:r>
-              <w:t>导入面板</w:t>
+              <w:rPr>
+                <w:rFonts w:ascii="Times New Roman" w:hAnsi="Times New Roman" w:eastAsia="宋体"/>
+                <w:b w:val="0"/>
+                <w:sz w:val="21"/>
+              </w:rPr>
+              <w:t>T3-02</w:t>
             </w:r>
           </w:p>
         </w:tc>
         <w:tc>
           <w:tcPr>
-            <w:tcW w:type="dxa" w:w="2880"/>
+            <w:tcW w:type="dxa" w:w="2197"/>
+            <w:vAlign w:val="center"/>
+            <w:shd w:val="clear" w:color="auto" w:fill="FFFFFF"/>
           </w:tcPr>
           <w:p>
+            <w:pPr>
+              <w:jc w:val="center"/>
+            </w:pPr>
             <w:r>
-              <w:t>实现ImportPanel文件导入界面</w:t>
+              <w:rPr>
+                <w:rFonts w:ascii="Times New Roman" w:hAnsi="Times New Roman" w:eastAsia="宋体"/>
+                <w:b w:val="0"/>
+                <w:sz w:val="21"/>
+              </w:rPr>
+              <w:t>去重清洗器（DuplicateCleaner）</w:t>
             </w:r>
           </w:p>
         </w:tc>
         <w:tc>
           <w:tcPr>
-            <w:tcW w:type="dxa" w:w="2880"/>
+            <w:tcW w:type="dxa" w:w="2197"/>
+            <w:vAlign w:val="center"/>
+            <w:shd w:val="clear" w:color="auto" w:fill="FFFFFF"/>
           </w:tcPr>
           <w:p>
+            <w:pPr>
+              <w:jc w:val="center"/>
+            </w:pPr>
             <w:r>
-              <w:t>已完成</w:t>
+              <w:rPr>
+                <w:rFonts w:ascii="Times New Roman" w:hAnsi="Times New Roman" w:eastAsia="宋体"/>
+                <w:b w:val="0"/>
+                <w:sz w:val="21"/>
+              </w:rPr>
+              <w:t>HashSet、自定义equals</w:t>
+            </w:r>
+          </w:p>
+        </w:tc>
+        <w:tc>
+          <w:tcPr>
+            <w:tcW w:type="dxa" w:w="2197"/>
+            <w:vAlign w:val="center"/>
+            <w:shd w:val="clear" w:color="auto" w:fill="FFFFFF"/>
+          </w:tcPr>
+          <w:p>
+            <w:pPr>
+              <w:jc w:val="center"/>
+            </w:pPr>
+            <w:r>
+              <w:rPr>
+                <w:rFonts w:ascii="Times New Roman" w:hAnsi="Times New Roman" w:eastAsia="宋体"/>
+                <w:b w:val="0"/>
+                <w:sz w:val="21"/>
+              </w:rPr>
+              <w:t>第2周</w:t>
             </w:r>
           </w:p>
         </w:tc>
@@ -1042,31 +2127,81 @@
       <w:tr>
         <w:tc>
           <w:tcPr>
-            <w:tcW w:type="dxa" w:w="2880"/>
+            <w:tcW w:type="dxa" w:w="2197"/>
+            <w:vAlign w:val="center"/>
+            <w:shd w:val="clear" w:color="auto" w:fill="F5F5F5"/>
           </w:tcPr>
           <w:p>
+            <w:pPr>
+              <w:jc w:val="center"/>
+            </w:pPr>
             <w:r>
-              <w:t>清洗面板</w:t>
+              <w:rPr>
+                <w:rFonts w:ascii="Times New Roman" w:hAnsi="Times New Roman" w:eastAsia="宋体"/>
+                <w:b w:val="0"/>
+                <w:sz w:val="21"/>
+              </w:rPr>
+              <w:t>T3-03</w:t>
             </w:r>
           </w:p>
         </w:tc>
         <w:tc>
           <w:tcPr>
-            <w:tcW w:type="dxa" w:w="2880"/>
+            <w:tcW w:type="dxa" w:w="2197"/>
+            <w:vAlign w:val="center"/>
+            <w:shd w:val="clear" w:color="auto" w:fill="F5F5F5"/>
           </w:tcPr>
           <w:p>
+            <w:pPr>
+              <w:jc w:val="center"/>
+            </w:pPr>
             <w:r>
-              <w:t>实现CleanPanel数据清洗界面</w:t>
+              <w:rPr>
+                <w:rFonts w:ascii="Times New Roman" w:hAnsi="Times New Roman" w:eastAsia="宋体"/>
+                <w:b w:val="0"/>
+                <w:sz w:val="21"/>
+              </w:rPr>
+              <w:t>空值清洗器（EmptyValueCleaner）</w:t>
             </w:r>
           </w:p>
         </w:tc>
         <w:tc>
           <w:tcPr>
-            <w:tcW w:type="dxa" w:w="2880"/>
+            <w:tcW w:type="dxa" w:w="2197"/>
+            <w:vAlign w:val="center"/>
+            <w:shd w:val="clear" w:color="auto" w:fill="F5F5F5"/>
           </w:tcPr>
           <w:p>
+            <w:pPr>
+              <w:jc w:val="center"/>
+            </w:pPr>
             <w:r>
-              <w:t>已完成</w:t>
+              <w:rPr>
+                <w:rFonts w:ascii="Times New Roman" w:hAnsi="Times New Roman" w:eastAsia="宋体"/>
+                <w:b w:val="0"/>
+                <w:sz w:val="21"/>
+              </w:rPr>
+              <w:t>String处理、正则</w:t>
+            </w:r>
+          </w:p>
+        </w:tc>
+        <w:tc>
+          <w:tcPr>
+            <w:tcW w:type="dxa" w:w="2197"/>
+            <w:vAlign w:val="center"/>
+            <w:shd w:val="clear" w:color="auto" w:fill="F5F5F5"/>
+          </w:tcPr>
+          <w:p>
+            <w:pPr>
+              <w:jc w:val="center"/>
+            </w:pPr>
+            <w:r>
+              <w:rPr>
+                <w:rFonts w:ascii="Times New Roman" w:hAnsi="Times New Roman" w:eastAsia="宋体"/>
+                <w:b w:val="0"/>
+                <w:sz w:val="21"/>
+              </w:rPr>
+              <w:t>第2周</w:t>
             </w:r>
           </w:p>
         </w:tc>
@@ -1074,31 +2209,81 @@
       <w:tr>
         <w:tc>
           <w:tcPr>
-            <w:tcW w:type="dxa" w:w="2880"/>
+            <w:tcW w:type="dxa" w:w="2197"/>
+            <w:vAlign w:val="center"/>
+            <w:shd w:val="clear" w:color="auto" w:fill="FFFFFF"/>
           </w:tcPr>
           <w:p>
+            <w:pPr>
+              <w:jc w:val="center"/>
+            </w:pPr>
             <w:r>
-              <w:t>验证面板</w:t>
+              <w:rPr>
+                <w:rFonts w:ascii="Times New Roman" w:hAnsi="Times New Roman" w:eastAsia="宋体"/>
+                <w:b w:val="0"/>
+                <w:sz w:val="21"/>
+              </w:rPr>
+              <w:t>T3-04</w:t>
             </w:r>
           </w:p>
         </w:tc>
         <w:tc>
           <w:tcPr>
-            <w:tcW w:type="dxa" w:w="2880"/>
+            <w:tcW w:type="dxa" w:w="2197"/>
+            <w:vAlign w:val="center"/>
+            <w:shd w:val="clear" w:color="auto" w:fill="FFFFFF"/>
           </w:tcPr>
           <w:p>
+            <w:pPr>
+              <w:jc w:val="center"/>
+            </w:pPr>
             <w:r>
-              <w:t>实现ValidationPanel数据验证界面</w:t>
+              <w:rPr>
+                <w:rFonts w:ascii="Times New Roman" w:hAnsi="Times New Roman" w:eastAsia="宋体"/>
+                <w:b w:val="0"/>
+                <w:sz w:val="21"/>
+              </w:rPr>
+              <w:t>格式清洗器（FormatCleaner）</w:t>
             </w:r>
           </w:p>
         </w:tc>
         <w:tc>
           <w:tcPr>
-            <w:tcW w:type="dxa" w:w="2880"/>
+            <w:tcW w:type="dxa" w:w="2197"/>
+            <w:vAlign w:val="center"/>
+            <w:shd w:val="clear" w:color="auto" w:fill="FFFFFF"/>
           </w:tcPr>
           <w:p>
+            <w:pPr>
+              <w:jc w:val="center"/>
+            </w:pPr>
             <w:r>
-              <w:t>已完成</w:t>
+              <w:rPr>
+                <w:rFonts w:ascii="Times New Roman" w:hAnsi="Times New Roman" w:eastAsia="宋体"/>
+                <w:b w:val="0"/>
+                <w:sz w:val="21"/>
+              </w:rPr>
+              <w:t>正则表达式、String API</w:t>
+            </w:r>
+          </w:p>
+        </w:tc>
+        <w:tc>
+          <w:tcPr>
+            <w:tcW w:type="dxa" w:w="2197"/>
+            <w:vAlign w:val="center"/>
+            <w:shd w:val="clear" w:color="auto" w:fill="FFFFFF"/>
+          </w:tcPr>
+          <w:p>
+            <w:pPr>
+              <w:jc w:val="center"/>
+            </w:pPr>
+            <w:r>
+              <w:rPr>
+                <w:rFonts w:ascii="Times New Roman" w:hAnsi="Times New Roman" w:eastAsia="宋体"/>
+                <w:b w:val="0"/>
+                <w:sz w:val="21"/>
+              </w:rPr>
+              <w:t>第3周</w:t>
             </w:r>
           </w:p>
         </w:tc>
@@ -1106,31 +2291,81 @@
       <w:tr>
         <w:tc>
           <w:tcPr>
-            <w:tcW w:type="dxa" w:w="2880"/>
+            <w:tcW w:type="dxa" w:w="2197"/>
+            <w:vAlign w:val="center"/>
+            <w:shd w:val="clear" w:color="auto" w:fill="F5F5F5"/>
           </w:tcPr>
           <w:p>
+            <w:pPr>
+              <w:jc w:val="center"/>
+            </w:pPr>
             <w:r>
-              <w:t>查询面板</w:t>
+              <w:rPr>
+                <w:rFonts w:ascii="Times New Roman" w:hAnsi="Times New Roman" w:eastAsia="宋体"/>
+                <w:b w:val="0"/>
+                <w:sz w:val="21"/>
+              </w:rPr>
+              <w:t>T3-05</w:t>
             </w:r>
           </w:p>
         </w:tc>
         <w:tc>
           <w:tcPr>
-            <w:tcW w:type="dxa" w:w="2880"/>
+            <w:tcW w:type="dxa" w:w="2197"/>
+            <w:vAlign w:val="center"/>
+            <w:shd w:val="clear" w:color="auto" w:fill="F5F5F5"/>
           </w:tcPr>
           <w:p>
+            <w:pPr>
+              <w:jc w:val="center"/>
+            </w:pPr>
             <w:r>
-              <w:t>实现QueryPanel数据查询界面</w:t>
+              <w:rPr>
+                <w:rFonts w:ascii="Times New Roman" w:hAnsi="Times New Roman" w:eastAsia="宋体"/>
+                <w:b w:val="0"/>
+                <w:sz w:val="21"/>
+              </w:rPr>
+              <w:t>清洗管道实现（CleanPipeline）</w:t>
             </w:r>
           </w:p>
         </w:tc>
         <w:tc>
           <w:tcPr>
-            <w:tcW w:type="dxa" w:w="2880"/>
+            <w:tcW w:type="dxa" w:w="2197"/>
+            <w:vAlign w:val="center"/>
+            <w:shd w:val="clear" w:color="auto" w:fill="F5F5F5"/>
           </w:tcPr>
           <w:p>
+            <w:pPr>
+              <w:jc w:val="center"/>
+            </w:pPr>
             <w:r>
-              <w:t>已完成</w:t>
+              <w:rPr>
+                <w:rFonts w:ascii="Times New Roman" w:hAnsi="Times New Roman" w:eastAsia="宋体"/>
+                <w:b w:val="0"/>
+                <w:sz w:val="21"/>
+              </w:rPr>
+              <w:t>组合模式、List操作</w:t>
+            </w:r>
+          </w:p>
+        </w:tc>
+        <w:tc>
+          <w:tcPr>
+            <w:tcW w:type="dxa" w:w="2197"/>
+            <w:vAlign w:val="center"/>
+            <w:shd w:val="clear" w:color="auto" w:fill="F5F5F5"/>
+          </w:tcPr>
+          <w:p>
+            <w:pPr>
+              <w:jc w:val="center"/>
+            </w:pPr>
+            <w:r>
+              <w:rPr>
+                <w:rFonts w:ascii="Times New Roman" w:hAnsi="Times New Roman" w:eastAsia="宋体"/>
+                <w:b w:val="0"/>
+                <w:sz w:val="21"/>
+              </w:rPr>
+              <w:t>第3周</w:t>
             </w:r>
           </w:p>
         </w:tc>
@@ -1138,84 +2373,114 @@
       <w:tr>
         <w:tc>
           <w:tcPr>
-            <w:tcW w:type="dxa" w:w="2880"/>
+            <w:tcW w:type="dxa" w:w="2197"/>
+            <w:vAlign w:val="center"/>
+            <w:shd w:val="clear" w:color="auto" w:fill="FFFFFF"/>
           </w:tcPr>
           <w:p>
+            <w:pPr>
+              <w:jc w:val="center"/>
+            </w:pPr>
             <w:r>
-              <w:t>报表/历史面板</w:t>
+              <w:rPr>
+                <w:rFonts w:ascii="Times New Roman" w:hAnsi="Times New Roman" w:eastAsia="宋体"/>
+                <w:b w:val="0"/>
+                <w:sz w:val="21"/>
+              </w:rPr>
+              <w:t>T3-06</w:t>
             </w:r>
           </w:p>
         </w:tc>
         <w:tc>
           <w:tcPr>
-            <w:tcW w:type="dxa" w:w="2880"/>
+            <w:tcW w:type="dxa" w:w="2197"/>
+            <w:vAlign w:val="center"/>
+            <w:shd w:val="clear" w:color="auto" w:fill="FFFFFF"/>
           </w:tcPr>
           <w:p>
+            <w:pPr>
+              <w:jc w:val="center"/>
+            </w:pPr>
             <w:r>
-              <w:t>实现ReportPanel和HistoryPanel</w:t>
+              <w:rPr>
+                <w:rFonts w:ascii="Times New Roman" w:hAnsi="Times New Roman" w:eastAsia="宋体"/>
+                <w:b w:val="0"/>
+                <w:sz w:val="21"/>
+              </w:rPr>
+              <w:t>网络编程实现（Server/Client）</w:t>
             </w:r>
           </w:p>
         </w:tc>
         <w:tc>
           <w:tcPr>
-            <w:tcW w:type="dxa" w:w="2880"/>
+            <w:tcW w:type="dxa" w:w="2197"/>
+            <w:vAlign w:val="center"/>
+            <w:shd w:val="clear" w:color="auto" w:fill="FFFFFF"/>
           </w:tcPr>
           <w:p>
+            <w:pPr>
+              <w:jc w:val="center"/>
+            </w:pPr>
             <w:r>
-              <w:t>已完成</w:t>
-            </w:r>
-          </w:p>
-        </w:tc>
-      </w:tr>
-      <w:tr>
-        <w:tc>
-          <w:tcPr>
-            <w:tcW w:type="dxa" w:w="2880"/>
-          </w:tcPr>
-          <w:p>
-            <w:r>
-              <w:t>状态栏</w:t>
+              <w:rPr>
+                <w:rFonts w:ascii="Times New Roman" w:hAnsi="Times New Roman" w:eastAsia="宋体"/>
+                <w:b w:val="0"/>
+                <w:sz w:val="21"/>
+              </w:rPr>
+              <w:t>Socket、线程池、序列化</w:t>
             </w:r>
           </w:p>
         </w:tc>
         <w:tc>
           <w:tcPr>
-            <w:tcW w:type="dxa" w:w="2880"/>
+            <w:tcW w:type="dxa" w:w="2197"/>
+            <w:vAlign w:val="center"/>
+            <w:shd w:val="clear" w:color="auto" w:fill="FFFFFF"/>
           </w:tcPr>
           <w:p>
+            <w:pPr>
+              <w:jc w:val="center"/>
+            </w:pPr>
             <w:r>
-              <w:t>实现StatusBar状态显示</w:t>
-            </w:r>
-          </w:p>
-        </w:tc>
-        <w:tc>
-          <w:tcPr>
-            <w:tcW w:type="dxa" w:w="2880"/>
-          </w:tcPr>
-          <w:p>
-            <w:r>
-              <w:t>已完成</w:t>
+              <w:rPr>
+                <w:rFonts w:ascii="Times New Roman" w:hAnsi="Times New Roman" w:eastAsia="宋体"/>
+                <w:b w:val="0"/>
+                <w:sz w:val="21"/>
+              </w:rPr>
+              <w:t>第4周</w:t>
             </w:r>
           </w:p>
         </w:tc>
       </w:tr>
     </w:tbl>
+    <w:p/>
     <w:p>
       <w:pPr>
-        <w:pStyle w:val="Heading2"/>
+        <w:spacing w:before="120" w:after="60" w:lineRule="auto" w:line="360"/>
+        <w:jc w:val="left"/>
       </w:pPr>
       <w:r>
-        <w:t>3.4 赵六（测试/文档编写）</w:t>
+        <w:rPr>
+          <w:rFonts w:ascii="Arial" w:hAnsi="Arial" w:eastAsia="黑体"/>
+          <w:b/>
+          <w:sz w:val="28"/>
+        </w:rPr>
+        <w:t>3.4 秦修淇</w:t>
       </w:r>
     </w:p>
     <w:p>
+      <w:pPr>
+        <w:spacing w:before="0" w:after="0" w:lineRule="auto" w:line="360"/>
+        <w:ind w:firstLine="480"/>
+        <w:jc w:val="both"/>
+      </w:pPr>
       <w:r>
-        <w:t>主要职责：测试用例设计与执行、测试数据准备、项目文档编写、系统集成与部署</w:t>
-      </w:r>
-    </w:p>
-    <w:p>
-      <w:r>
-        <w:t>工作量占比：17%</w:t>
+        <w:rPr>
+          <w:rFonts w:ascii="Times New Roman" w:hAnsi="Times New Roman" w:eastAsia="宋体"/>
+          <w:b w:val="0"/>
+          <w:sz w:val="24"/>
+        </w:rPr>
+        <w:t>秦修淇负责数据验证模块实现、系统测试与项目文档编写。</w:t>
       </w:r>
     </w:p>
     <w:tbl>
@@ -1225,38 +2490,93 @@
         <w:tblLook w:firstColumn="1" w:firstRow="1" w:lastColumn="0" w:lastRow="0" w:noHBand="0" w:noVBand="1" w:val="04A0"/>
       </w:tblPr>
       <w:tblGrid>
-        <w:gridCol w:w="2880"/>
-        <w:gridCol w:w="2880"/>
-        <w:gridCol w:w="2880"/>
+        <w:gridCol w:w="2197"/>
+        <w:gridCol w:w="2197"/>
+        <w:gridCol w:w="2197"/>
+        <w:gridCol w:w="2197"/>
       </w:tblGrid>
       <w:tr>
         <w:tc>
           <w:tcPr>
-            <w:tcW w:type="dxa" w:w="2880"/>
+            <w:tcW w:type="dxa" w:w="2197"/>
+            <w:vAlign w:val="center"/>
+            <w:shd w:val="clear" w:color="auto" w:fill="2E74B5"/>
           </w:tcPr>
           <w:p>
+            <w:pPr>
+              <w:jc w:val="center"/>
+            </w:pPr>
             <w:r>
-              <w:t>任务模块</w:t>
+              <w:rPr>
+                <w:rFonts w:ascii="Arial" w:hAnsi="Arial" w:eastAsia="黑体"/>
+                <w:b/>
+                <w:color w:val="FFFFFF"/>
+                <w:sz w:val="21"/>
+              </w:rPr>
+              <w:t>任务编号</w:t>
             </w:r>
           </w:p>
         </w:tc>
         <w:tc>
           <w:tcPr>
-            <w:tcW w:type="dxa" w:w="2880"/>
+            <w:tcW w:type="dxa" w:w="2197"/>
+            <w:vAlign w:val="center"/>
+            <w:shd w:val="clear" w:color="auto" w:fill="2E74B5"/>
           </w:tcPr>
           <w:p>
+            <w:pPr>
+              <w:jc w:val="center"/>
+            </w:pPr>
             <w:r>
-              <w:t>具体内容</w:t>
+              <w:rPr>
+                <w:rFonts w:ascii="Arial" w:hAnsi="Arial" w:eastAsia="黑体"/>
+                <w:b/>
+                <w:color w:val="FFFFFF"/>
+                <w:sz w:val="21"/>
+              </w:rPr>
+              <w:t>任务内容</w:t>
             </w:r>
           </w:p>
         </w:tc>
         <w:tc>
           <w:tcPr>
-            <w:tcW w:type="dxa" w:w="2880"/>
+            <w:tcW w:type="dxa" w:w="2197"/>
+            <w:vAlign w:val="center"/>
+            <w:shd w:val="clear" w:color="auto" w:fill="2E74B5"/>
           </w:tcPr>
           <w:p>
+            <w:pPr>
+              <w:jc w:val="center"/>
+            </w:pPr>
             <w:r>
-              <w:t>完成情况</w:t>
+              <w:rPr>
+                <w:rFonts w:ascii="Arial" w:hAnsi="Arial" w:eastAsia="黑体"/>
+                <w:b/>
+                <w:color w:val="FFFFFF"/>
+                <w:sz w:val="21"/>
+              </w:rPr>
+              <w:t>技术要点</w:t>
+            </w:r>
+          </w:p>
+        </w:tc>
+        <w:tc>
+          <w:tcPr>
+            <w:tcW w:type="dxa" w:w="2197"/>
+            <w:vAlign w:val="center"/>
+            <w:shd w:val="clear" w:color="auto" w:fill="2E74B5"/>
+          </w:tcPr>
+          <w:p>
+            <w:pPr>
+              <w:jc w:val="center"/>
+            </w:pPr>
+            <w:r>
+              <w:rPr>
+                <w:rFonts w:ascii="Arial" w:hAnsi="Arial" w:eastAsia="黑体"/>
+                <w:b/>
+                <w:color w:val="FFFFFF"/>
+                <w:sz w:val="21"/>
+              </w:rPr>
+              <w:t>完成时间</w:t>
             </w:r>
           </w:p>
         </w:tc>
@@ -1264,31 +2584,81 @@
       <w:tr>
         <w:tc>
           <w:tcPr>
-            <w:tcW w:type="dxa" w:w="2880"/>
+            <w:tcW w:type="dxa" w:w="2197"/>
+            <w:vAlign w:val="center"/>
+            <w:shd w:val="clear" w:color="auto" w:fill="F5F5F5"/>
           </w:tcPr>
           <w:p>
+            <w:pPr>
+              <w:jc w:val="center"/>
+            </w:pPr>
             <w:r>
-              <w:t>测试数据准备</w:t>
+              <w:rPr>
+                <w:rFonts w:ascii="Times New Roman" w:hAnsi="Times New Roman" w:eastAsia="宋体"/>
+                <w:b w:val="0"/>
+                <w:sz w:val="21"/>
+              </w:rPr>
+              <w:t>T4-01</w:t>
             </w:r>
           </w:p>
         </w:tc>
         <w:tc>
           <w:tcPr>
-            <w:tcW w:type="dxa" w:w="2880"/>
+            <w:tcW w:type="dxa" w:w="2197"/>
+            <w:vAlign w:val="center"/>
+            <w:shd w:val="clear" w:color="auto" w:fill="F5F5F5"/>
           </w:tcPr>
           <w:p>
+            <w:pPr>
+              <w:jc w:val="center"/>
+            </w:pPr>
             <w:r>
-              <w:t>创建各类测试CSV、Excel文件</w:t>
+              <w:rPr>
+                <w:rFonts w:ascii="Times New Roman" w:hAnsi="Times New Roman" w:eastAsia="宋体"/>
+                <w:b w:val="0"/>
+                <w:sz w:val="21"/>
+              </w:rPr>
+              <w:t>验证规则接口设计（ValidateRule）</w:t>
             </w:r>
           </w:p>
         </w:tc>
         <w:tc>
           <w:tcPr>
-            <w:tcW w:type="dxa" w:w="2880"/>
+            <w:tcW w:type="dxa" w:w="2197"/>
+            <w:vAlign w:val="center"/>
+            <w:shd w:val="clear" w:color="auto" w:fill="F5F5F5"/>
           </w:tcPr>
           <w:p>
+            <w:pPr>
+              <w:jc w:val="center"/>
+            </w:pPr>
             <w:r>
-              <w:t>已完成</w:t>
+              <w:rPr>
+                <w:rFonts w:ascii="Times New Roman" w:hAnsi="Times New Roman" w:eastAsia="宋体"/>
+                <w:b w:val="0"/>
+                <w:sz w:val="21"/>
+              </w:rPr>
+              <w:t>接口、设计模式</w:t>
+            </w:r>
+          </w:p>
+        </w:tc>
+        <w:tc>
+          <w:tcPr>
+            <w:tcW w:type="dxa" w:w="2197"/>
+            <w:vAlign w:val="center"/>
+            <w:shd w:val="clear" w:color="auto" w:fill="F5F5F5"/>
+          </w:tcPr>
+          <w:p>
+            <w:pPr>
+              <w:jc w:val="center"/>
+            </w:pPr>
+            <w:r>
+              <w:rPr>
+                <w:rFonts w:ascii="Times New Roman" w:hAnsi="Times New Roman" w:eastAsia="宋体"/>
+                <w:b w:val="0"/>
+                <w:sz w:val="21"/>
+              </w:rPr>
+              <w:t>第2周</w:t>
             </w:r>
           </w:p>
         </w:tc>
@@ -1296,31 +2666,81 @@
       <w:tr>
         <w:tc>
           <w:tcPr>
-            <w:tcW w:type="dxa" w:w="2880"/>
+            <w:tcW w:type="dxa" w:w="2197"/>
+            <w:vAlign w:val="center"/>
+            <w:shd w:val="clear" w:color="auto" w:fill="FFFFFF"/>
           </w:tcPr>
           <w:p>
+            <w:pPr>
+              <w:jc w:val="center"/>
+            </w:pPr>
             <w:r>
-              <w:t>功能测试</w:t>
+              <w:rPr>
+                <w:rFonts w:ascii="Times New Roman" w:hAnsi="Times New Roman" w:eastAsia="宋体"/>
+                <w:b w:val="0"/>
+                <w:sz w:val="21"/>
+              </w:rPr>
+              <w:t>T4-02</w:t>
             </w:r>
           </w:p>
         </w:tc>
         <w:tc>
           <w:tcPr>
-            <w:tcW w:type="dxa" w:w="2880"/>
+            <w:tcW w:type="dxa" w:w="2197"/>
+            <w:vAlign w:val="center"/>
+            <w:shd w:val="clear" w:color="auto" w:fill="FFFFFF"/>
           </w:tcPr>
           <w:p>
+            <w:pPr>
+              <w:jc w:val="center"/>
+            </w:pPr>
             <w:r>
-              <w:t>测试文件导入、清洗、验证等功能</w:t>
+              <w:rPr>
+                <w:rFonts w:ascii="Times New Roman" w:hAnsi="Times New Roman" w:eastAsia="宋体"/>
+                <w:b w:val="0"/>
+                <w:sz w:val="21"/>
+              </w:rPr>
+              <w:t>手机号验证规则（PhoneRule）</w:t>
             </w:r>
           </w:p>
         </w:tc>
         <w:tc>
           <w:tcPr>
-            <w:tcW w:type="dxa" w:w="2880"/>
+            <w:tcW w:type="dxa" w:w="2197"/>
+            <w:vAlign w:val="center"/>
+            <w:shd w:val="clear" w:color="auto" w:fill="FFFFFF"/>
           </w:tcPr>
           <w:p>
+            <w:pPr>
+              <w:jc w:val="center"/>
+            </w:pPr>
             <w:r>
-              <w:t>已完成</w:t>
+              <w:rPr>
+                <w:rFonts w:ascii="Times New Roman" w:hAnsi="Times New Roman" w:eastAsia="宋体"/>
+                <w:b w:val="0"/>
+                <w:sz w:val="21"/>
+              </w:rPr>
+              <w:t>正则表达式</w:t>
+            </w:r>
+          </w:p>
+        </w:tc>
+        <w:tc>
+          <w:tcPr>
+            <w:tcW w:type="dxa" w:w="2197"/>
+            <w:vAlign w:val="center"/>
+            <w:shd w:val="clear" w:color="auto" w:fill="FFFFFF"/>
+          </w:tcPr>
+          <w:p>
+            <w:pPr>
+              <w:jc w:val="center"/>
+            </w:pPr>
+            <w:r>
+              <w:rPr>
+                <w:rFonts w:ascii="Times New Roman" w:hAnsi="Times New Roman" w:eastAsia="宋体"/>
+                <w:b w:val="0"/>
+                <w:sz w:val="21"/>
+              </w:rPr>
+              <w:t>第2周</w:t>
             </w:r>
           </w:p>
         </w:tc>
@@ -1328,31 +2748,81 @@
       <w:tr>
         <w:tc>
           <w:tcPr>
-            <w:tcW w:type="dxa" w:w="2880"/>
+            <w:tcW w:type="dxa" w:w="2197"/>
+            <w:vAlign w:val="center"/>
+            <w:shd w:val="clear" w:color="auto" w:fill="F5F5F5"/>
           </w:tcPr>
           <w:p>
+            <w:pPr>
+              <w:jc w:val="center"/>
+            </w:pPr>
             <w:r>
-              <w:t>性能测试</w:t>
+              <w:rPr>
+                <w:rFonts w:ascii="Times New Roman" w:hAnsi="Times New Roman" w:eastAsia="宋体"/>
+                <w:b w:val="0"/>
+                <w:sz w:val="21"/>
+              </w:rPr>
+              <w:t>T4-03</w:t>
             </w:r>
           </w:p>
         </w:tc>
         <w:tc>
           <w:tcPr>
-            <w:tcW w:type="dxa" w:w="2880"/>
+            <w:tcW w:type="dxa" w:w="2197"/>
+            <w:vAlign w:val="center"/>
+            <w:shd w:val="clear" w:color="auto" w:fill="F5F5F5"/>
           </w:tcPr>
           <w:p>
+            <w:pPr>
+              <w:jc w:val="center"/>
+            </w:pPr>
             <w:r>
-              <w:t>测试大数据量处理性能</w:t>
+              <w:rPr>
+                <w:rFonts w:ascii="Times New Roman" w:hAnsi="Times New Roman" w:eastAsia="宋体"/>
+                <w:b w:val="0"/>
+                <w:sz w:val="21"/>
+              </w:rPr>
+              <w:t>邮箱验证规则（EmailRule）</w:t>
             </w:r>
           </w:p>
         </w:tc>
         <w:tc>
           <w:tcPr>
-            <w:tcW w:type="dxa" w:w="2880"/>
+            <w:tcW w:type="dxa" w:w="2197"/>
+            <w:vAlign w:val="center"/>
+            <w:shd w:val="clear" w:color="auto" w:fill="F5F5F5"/>
           </w:tcPr>
           <w:p>
+            <w:pPr>
+              <w:jc w:val="center"/>
+            </w:pPr>
             <w:r>
-              <w:t>已完成</w:t>
+              <w:rPr>
+                <w:rFonts w:ascii="Times New Roman" w:hAnsi="Times New Roman" w:eastAsia="宋体"/>
+                <w:b w:val="0"/>
+                <w:sz w:val="21"/>
+              </w:rPr>
+              <w:t>正则表达式</w:t>
+            </w:r>
+          </w:p>
+        </w:tc>
+        <w:tc>
+          <w:tcPr>
+            <w:tcW w:type="dxa" w:w="2197"/>
+            <w:vAlign w:val="center"/>
+            <w:shd w:val="clear" w:color="auto" w:fill="F5F5F5"/>
+          </w:tcPr>
+          <w:p>
+            <w:pPr>
+              <w:jc w:val="center"/>
+            </w:pPr>
+            <w:r>
+              <w:rPr>
+                <w:rFonts w:ascii="Times New Roman" w:hAnsi="Times New Roman" w:eastAsia="宋体"/>
+                <w:b w:val="0"/>
+                <w:sz w:val="21"/>
+              </w:rPr>
+              <w:t>第2周</w:t>
             </w:r>
           </w:p>
         </w:tc>
@@ -1360,31 +2830,81 @@
       <w:tr>
         <w:tc>
           <w:tcPr>
-            <w:tcW w:type="dxa" w:w="2880"/>
+            <w:tcW w:type="dxa" w:w="2197"/>
+            <w:vAlign w:val="center"/>
+            <w:shd w:val="clear" w:color="auto" w:fill="FFFFFF"/>
           </w:tcPr>
           <w:p>
+            <w:pPr>
+              <w:jc w:val="center"/>
+            </w:pPr>
             <w:r>
-              <w:t>课程设计报告</w:t>
+              <w:rPr>
+                <w:rFonts w:ascii="Times New Roman" w:hAnsi="Times New Roman" w:eastAsia="宋体"/>
+                <w:b w:val="0"/>
+                <w:sz w:val="21"/>
+              </w:rPr>
+              <w:t>T4-04</w:t>
             </w:r>
           </w:p>
         </w:tc>
         <w:tc>
           <w:tcPr>
-            <w:tcW w:type="dxa" w:w="2880"/>
+            <w:tcW w:type="dxa" w:w="2197"/>
+            <w:vAlign w:val="center"/>
+            <w:shd w:val="clear" w:color="auto" w:fill="FFFFFF"/>
           </w:tcPr>
           <w:p>
+            <w:pPr>
+              <w:jc w:val="center"/>
+            </w:pPr>
             <w:r>
-              <w:t>编写完整的课程设计报告</w:t>
+              <w:rPr>
+                <w:rFonts w:ascii="Times New Roman" w:hAnsi="Times New Roman" w:eastAsia="宋体"/>
+                <w:b w:val="0"/>
+                <w:sz w:val="21"/>
+              </w:rPr>
+              <w:t>验证引擎实现（ValidationEngine）</w:t>
             </w:r>
           </w:p>
         </w:tc>
         <w:tc>
           <w:tcPr>
-            <w:tcW w:type="dxa" w:w="2880"/>
+            <w:tcW w:type="dxa" w:w="2197"/>
+            <w:vAlign w:val="center"/>
+            <w:shd w:val="clear" w:color="auto" w:fill="FFFFFF"/>
           </w:tcPr>
           <w:p>
+            <w:pPr>
+              <w:jc w:val="center"/>
+            </w:pPr>
             <w:r>
-              <w:t>已完成</w:t>
+              <w:rPr>
+                <w:rFonts w:ascii="Times New Roman" w:hAnsi="Times New Roman" w:eastAsia="宋体"/>
+                <w:b w:val="0"/>
+                <w:sz w:val="21"/>
+              </w:rPr>
+              <w:t>接口、List操作</w:t>
+            </w:r>
+          </w:p>
+        </w:tc>
+        <w:tc>
+          <w:tcPr>
+            <w:tcW w:type="dxa" w:w="2197"/>
+            <w:vAlign w:val="center"/>
+            <w:shd w:val="clear" w:color="auto" w:fill="FFFFFF"/>
+          </w:tcPr>
+          <w:p>
+            <w:pPr>
+              <w:jc w:val="center"/>
+            </w:pPr>
+            <w:r>
+              <w:rPr>
+                <w:rFonts w:ascii="Times New Roman" w:hAnsi="Times New Roman" w:eastAsia="宋体"/>
+                <w:b w:val="0"/>
+                <w:sz w:val="21"/>
+              </w:rPr>
+              <w:t>第3周</w:t>
             </w:r>
           </w:p>
         </w:tc>
@@ -1392,31 +2912,81 @@
       <w:tr>
         <w:tc>
           <w:tcPr>
-            <w:tcW w:type="dxa" w:w="2880"/>
+            <w:tcW w:type="dxa" w:w="2197"/>
+            <w:vAlign w:val="center"/>
+            <w:shd w:val="clear" w:color="auto" w:fill="F5F5F5"/>
           </w:tcPr>
           <w:p>
+            <w:pPr>
+              <w:jc w:val="center"/>
+            </w:pPr>
             <w:r>
-              <w:t>README文档</w:t>
+              <w:rPr>
+                <w:rFonts w:ascii="Times New Roman" w:hAnsi="Times New Roman" w:eastAsia="宋体"/>
+                <w:b w:val="0"/>
+                <w:sz w:val="21"/>
+              </w:rPr>
+              <w:t>T4-05</w:t>
             </w:r>
           </w:p>
         </w:tc>
         <w:tc>
           <w:tcPr>
-            <w:tcW w:type="dxa" w:w="2880"/>
+            <w:tcW w:type="dxa" w:w="2197"/>
+            <w:vAlign w:val="center"/>
+            <w:shd w:val="clear" w:color="auto" w:fill="F5F5F5"/>
           </w:tcPr>
           <w:p>
+            <w:pPr>
+              <w:jc w:val="center"/>
+            </w:pPr>
             <w:r>
-              <w:t>编写项目说明文档</w:t>
+              <w:rPr>
+                <w:rFonts w:ascii="Times New Roman" w:hAnsi="Times New Roman" w:eastAsia="宋体"/>
+                <w:b w:val="0"/>
+                <w:sz w:val="21"/>
+              </w:rPr>
+              <w:t>系统功能测试与性能测试</w:t>
             </w:r>
           </w:p>
         </w:tc>
         <w:tc>
           <w:tcPr>
-            <w:tcW w:type="dxa" w:w="2880"/>
+            <w:tcW w:type="dxa" w:w="2197"/>
+            <w:vAlign w:val="center"/>
+            <w:shd w:val="clear" w:color="auto" w:fill="F5F5F5"/>
           </w:tcPr>
           <w:p>
+            <w:pPr>
+              <w:jc w:val="center"/>
+            </w:pPr>
             <w:r>
-              <w:t>已完成</w:t>
+              <w:rPr>
+                <w:rFonts w:ascii="Times New Roman" w:hAnsi="Times New Roman" w:eastAsia="宋体"/>
+                <w:b w:val="0"/>
+                <w:sz w:val="21"/>
+              </w:rPr>
+              <w:t>测试方法、测试用例设计</w:t>
+            </w:r>
+          </w:p>
+        </w:tc>
+        <w:tc>
+          <w:tcPr>
+            <w:tcW w:type="dxa" w:w="2197"/>
+            <w:vAlign w:val="center"/>
+            <w:shd w:val="clear" w:color="auto" w:fill="F5F5F5"/>
+          </w:tcPr>
+          <w:p>
+            <w:pPr>
+              <w:jc w:val="center"/>
+            </w:pPr>
+            <w:r>
+              <w:rPr>
+                <w:rFonts w:ascii="Times New Roman" w:hAnsi="Times New Roman" w:eastAsia="宋体"/>
+                <w:b w:val="0"/>
+                <w:sz w:val="21"/>
+              </w:rPr>
+              <w:t>第4周</w:t>
             </w:r>
           </w:p>
         </w:tc>
@@ -1424,384 +2994,224 @@
       <w:tr>
         <w:tc>
           <w:tcPr>
-            <w:tcW w:type="dxa" w:w="2880"/>
+            <w:tcW w:type="dxa" w:w="2197"/>
+            <w:vAlign w:val="center"/>
+            <w:shd w:val="clear" w:color="auto" w:fill="FFFFFF"/>
           </w:tcPr>
           <w:p>
+            <w:pPr>
+              <w:jc w:val="center"/>
+            </w:pPr>
             <w:r>
-              <w:t>配置文件</w:t>
+              <w:rPr>
+                <w:rFonts w:ascii="Times New Roman" w:hAnsi="Times New Roman" w:eastAsia="宋体"/>
+                <w:b w:val="0"/>
+                <w:sz w:val="21"/>
+              </w:rPr>
+              <w:t>T4-06</w:t>
             </w:r>
           </w:p>
         </w:tc>
         <w:tc>
           <w:tcPr>
-            <w:tcW w:type="dxa" w:w="2880"/>
+            <w:tcW w:type="dxa" w:w="2197"/>
+            <w:vAlign w:val="center"/>
+            <w:shd w:val="clear" w:color="auto" w:fill="FFFFFF"/>
           </w:tcPr>
           <w:p>
+            <w:pPr>
+              <w:jc w:val="center"/>
+            </w:pPr>
             <w:r>
-              <w:t>编写application.properties等配置</w:t>
+              <w:rPr>
+                <w:rFonts w:ascii="Times New Roman" w:hAnsi="Times New Roman" w:eastAsia="宋体"/>
+                <w:b w:val="0"/>
+                <w:sz w:val="21"/>
+              </w:rPr>
+              <w:t>项目文档编写与整理</w:t>
             </w:r>
           </w:p>
         </w:tc>
         <w:tc>
           <w:tcPr>
-            <w:tcW w:type="dxa" w:w="2880"/>
+            <w:tcW w:type="dxa" w:w="2197"/>
+            <w:vAlign w:val="center"/>
+            <w:shd w:val="clear" w:color="auto" w:fill="FFFFFF"/>
           </w:tcPr>
           <w:p>
+            <w:pPr>
+              <w:jc w:val="center"/>
+            </w:pPr>
             <w:r>
-              <w:t>已完成</w:t>
-            </w:r>
-          </w:p>
-        </w:tc>
-      </w:tr>
-      <w:tr>
-        <w:tc>
-          <w:tcPr>
-            <w:tcW w:type="dxa" w:w="2880"/>
-          </w:tcPr>
-          <w:p>
-            <w:r>
-              <w:t>数据库脚本</w:t>
+              <w:rPr>
+                <w:rFonts w:ascii="Times New Roman" w:hAnsi="Times New Roman" w:eastAsia="宋体"/>
+                <w:b w:val="0"/>
+                <w:sz w:val="21"/>
+              </w:rPr>
+              <w:t>技术文档写作</w:t>
             </w:r>
           </w:p>
         </w:tc>
         <w:tc>
           <w:tcPr>
-            <w:tcW w:type="dxa" w:w="2880"/>
+            <w:tcW w:type="dxa" w:w="2197"/>
+            <w:vAlign w:val="center"/>
+            <w:shd w:val="clear" w:color="auto" w:fill="FFFFFF"/>
           </w:tcPr>
           <w:p>
+            <w:pPr>
+              <w:jc w:val="center"/>
+            </w:pPr>
             <w:r>
-              <w:t>编写schema.sql初始化脚本</w:t>
-            </w:r>
-          </w:p>
-        </w:tc>
-        <w:tc>
-          <w:tcPr>
-            <w:tcW w:type="dxa" w:w="2880"/>
-          </w:tcPr>
-          <w:p>
-            <w:r>
-              <w:t>已完成</w:t>
+              <w:rPr>
+                <w:rFonts w:ascii="Times New Roman" w:hAnsi="Times New Roman" w:eastAsia="宋体"/>
+                <w:b w:val="0"/>
+                <w:sz w:val="21"/>
+              </w:rPr>
+              <w:t>第4周</w:t>
             </w:r>
           </w:p>
         </w:tc>
       </w:tr>
     </w:tbl>
+    <w:p/>
     <w:p>
       <w:pPr>
-        <w:pStyle w:val="Heading1"/>
+        <w:spacing w:before="240" w:after="120" w:lineRule="auto" w:line="360"/>
+        <w:jc w:val="left"/>
       </w:pPr>
       <w:r>
-        <w:t>四、技术分工</w:t>
+        <w:rPr>
+          <w:rFonts w:ascii="Arial" w:hAnsi="Arial" w:eastAsia="黑体"/>
+          <w:b/>
+          <w:sz w:val="30"/>
+        </w:rPr>
+        <w:t>四、协作机制</w:t>
       </w:r>
     </w:p>
-    <w:tbl>
-      <w:tblPr>
-        <w:tblStyle w:val="TableGrid"/>
-        <w:tblW w:type="auto" w:w="0"/>
-        <w:tblLook w:firstColumn="1" w:firstRow="1" w:lastColumn="0" w:lastRow="0" w:noHBand="0" w:noVBand="1" w:val="04A0"/>
-      </w:tblPr>
-      <w:tblGrid>
-        <w:gridCol w:w="2880"/>
-        <w:gridCol w:w="2880"/>
-        <w:gridCol w:w="2880"/>
-      </w:tblGrid>
-      <w:tr>
-        <w:tc>
-          <w:tcPr>
-            <w:tcW w:type="dxa" w:w="2880"/>
-          </w:tcPr>
-          <w:p>
-            <w:r>
-              <w:t>技术特性</w:t>
-            </w:r>
-          </w:p>
-        </w:tc>
-        <w:tc>
-          <w:tcPr>
-            <w:tcW w:type="dxa" w:w="2880"/>
-          </w:tcPr>
-          <w:p>
-            <w:r>
-              <w:t>实现人员</w:t>
-            </w:r>
-          </w:p>
-        </w:tc>
-        <w:tc>
-          <w:tcPr>
-            <w:tcW w:type="dxa" w:w="2880"/>
-          </w:tcPr>
-          <w:p>
-            <w:r>
-              <w:t>实现位置</w:t>
-            </w:r>
-          </w:p>
-        </w:tc>
-      </w:tr>
-      <w:tr>
-        <w:tc>
-          <w:tcPr>
-            <w:tcW w:type="dxa" w:w="2880"/>
-          </w:tcPr>
-          <w:p>
-            <w:r>
-              <w:t>类继承</w:t>
-            </w:r>
-          </w:p>
-        </w:tc>
-        <w:tc>
-          <w:tcPr>
-            <w:tcW w:type="dxa" w:w="2880"/>
-          </w:tcPr>
-          <w:p>
-            <w:r>
-              <w:t>张三</w:t>
-            </w:r>
-          </w:p>
-        </w:tc>
-        <w:tc>
-          <w:tcPr>
-            <w:tcW w:type="dxa" w:w="2880"/>
-          </w:tcPr>
-          <w:p>
-            <w:r>
-              <w:t>FileParser -&gt; ExcelParser, CsvParser</w:t>
-            </w:r>
-          </w:p>
-        </w:tc>
-      </w:tr>
-      <w:tr>
-        <w:tc>
-          <w:tcPr>
-            <w:tcW w:type="dxa" w:w="2880"/>
-          </w:tcPr>
-          <w:p>
-            <w:r>
-              <w:t>接口</w:t>
-            </w:r>
-          </w:p>
-        </w:tc>
-        <w:tc>
-          <w:tcPr>
-            <w:tcW w:type="dxa" w:w="2880"/>
-          </w:tcPr>
-          <w:p>
-            <w:r>
-              <w:t>李四</w:t>
-            </w:r>
-          </w:p>
-        </w:tc>
-        <w:tc>
-          <w:tcPr>
-            <w:tcW w:type="dxa" w:w="2880"/>
-          </w:tcPr>
-          <w:p>
-            <w:r>
-              <w:t>DataCleaner, ValidateRule</w:t>
-            </w:r>
-          </w:p>
-        </w:tc>
-      </w:tr>
-      <w:tr>
-        <w:tc>
-          <w:tcPr>
-            <w:tcW w:type="dxa" w:w="2880"/>
-          </w:tcPr>
-          <w:p>
-            <w:r>
-              <w:t>多态</w:t>
-            </w:r>
-          </w:p>
-        </w:tc>
-        <w:tc>
-          <w:tcPr>
-            <w:tcW w:type="dxa" w:w="2880"/>
-          </w:tcPr>
-          <w:p>
-            <w:r>
-              <w:t>张三</w:t>
-            </w:r>
-          </w:p>
-        </w:tc>
-        <w:tc>
-          <w:tcPr>
-            <w:tcW w:type="dxa" w:w="2880"/>
-          </w:tcPr>
-          <w:p>
-            <w:r>
-              <w:t>ParserFactory, CleanPipeline</w:t>
-            </w:r>
-          </w:p>
-        </w:tc>
-      </w:tr>
-      <w:tr>
-        <w:tc>
-          <w:tcPr>
-            <w:tcW w:type="dxa" w:w="2880"/>
-          </w:tcPr>
-          <w:p>
-            <w:r>
-              <w:t>图形界面</w:t>
-            </w:r>
-          </w:p>
-        </w:tc>
-        <w:tc>
-          <w:tcPr>
-            <w:tcW w:type="dxa" w:w="2880"/>
-          </w:tcPr>
-          <w:p>
-            <w:r>
-              <w:t>王五</w:t>
-            </w:r>
-          </w:p>
-        </w:tc>
-        <w:tc>
-          <w:tcPr>
-            <w:tcW w:type="dxa" w:w="2880"/>
-          </w:tcPr>
-          <w:p>
-            <w:r>
-              <w:t>Swing组件</w:t>
-            </w:r>
-          </w:p>
-        </w:tc>
-      </w:tr>
-      <w:tr>
-        <w:tc>
-          <w:tcPr>
-            <w:tcW w:type="dxa" w:w="2880"/>
-          </w:tcPr>
-          <w:p>
-            <w:r>
-              <w:t>多线程</w:t>
-            </w:r>
-          </w:p>
-        </w:tc>
-        <w:tc>
-          <w:tcPr>
-            <w:tcW w:type="dxa" w:w="2880"/>
-          </w:tcPr>
-          <w:p>
-            <w:r>
-              <w:t>张三</w:t>
-            </w:r>
-          </w:p>
-        </w:tc>
-        <w:tc>
-          <w:tcPr>
-            <w:tcW w:type="dxa" w:w="2880"/>
-          </w:tcPr>
-          <w:p>
-            <w:r>
-              <w:t>ExecutorService, SwingWorker</w:t>
-            </w:r>
-          </w:p>
-        </w:tc>
-      </w:tr>
-      <w:tr>
-        <w:tc>
-          <w:tcPr>
-            <w:tcW w:type="dxa" w:w="2880"/>
-          </w:tcPr>
-          <w:p>
-            <w:r>
-              <w:t>网络编程</w:t>
-            </w:r>
-          </w:p>
-        </w:tc>
-        <w:tc>
-          <w:tcPr>
-            <w:tcW w:type="dxa" w:w="2880"/>
-          </w:tcPr>
-          <w:p>
-            <w:r>
-              <w:t>张三</w:t>
-            </w:r>
-          </w:p>
-        </w:tc>
-        <w:tc>
-          <w:tcPr>
-            <w:tcW w:type="dxa" w:w="2880"/>
-          </w:tcPr>
-          <w:p>
-            <w:r>
-              <w:t>Socket Server/Client</w:t>
-            </w:r>
-          </w:p>
-        </w:tc>
-      </w:tr>
-      <w:tr>
-        <w:tc>
-          <w:tcPr>
-            <w:tcW w:type="dxa" w:w="2880"/>
-          </w:tcPr>
-          <w:p>
-            <w:r>
-              <w:t>文件存储</w:t>
-            </w:r>
-          </w:p>
-        </w:tc>
-        <w:tc>
-          <w:tcPr>
-            <w:tcW w:type="dxa" w:w="2880"/>
-          </w:tcPr>
-          <w:p>
-            <w:r>
-              <w:t>李四</w:t>
-            </w:r>
-          </w:p>
-        </w:tc>
-        <w:tc>
-          <w:tcPr>
-            <w:tcW w:type="dxa" w:w="2880"/>
-          </w:tcPr>
-          <w:p>
-            <w:r>
-              <w:t>数据库持久化</w:t>
-            </w:r>
-          </w:p>
-        </w:tc>
-      </w:tr>
-      <w:tr>
-        <w:tc>
-          <w:tcPr>
-            <w:tcW w:type="dxa" w:w="2880"/>
-          </w:tcPr>
-          <w:p>
-            <w:r>
-              <w:t>异常处理</w:t>
-            </w:r>
-          </w:p>
-        </w:tc>
-        <w:tc>
-          <w:tcPr>
-            <w:tcW w:type="dxa" w:w="2880"/>
-          </w:tcPr>
-          <w:p>
-            <w:r>
-              <w:t>李四</w:t>
-            </w:r>
-          </w:p>
-        </w:tc>
-        <w:tc>
-          <w:tcPr>
-            <w:tcW w:type="dxa" w:w="2880"/>
-          </w:tcPr>
-          <w:p>
-            <w:r>
-              <w:t>自定义异常类</w:t>
-            </w:r>
-          </w:p>
-        </w:tc>
-      </w:tr>
-    </w:tbl>
+    <w:p>
+      <w:pPr>
+        <w:spacing w:before="0" w:after="0" w:lineRule="auto" w:line="360"/>
+        <w:ind w:left="480"/>
+        <w:jc w:val="both"/>
+      </w:pPr>
+      <w:r>
+        <w:rPr>
+          <w:rFonts w:ascii="Times New Roman" w:hAnsi="Times New Roman" w:eastAsia="宋体"/>
+          <w:b w:val="0"/>
+          <w:sz w:val="24"/>
+        </w:rPr>
+        <w:t>1. 使用Git进行版本控制，每日提交代码</w:t>
+      </w:r>
+    </w:p>
+    <w:p>
+      <w:pPr>
+        <w:spacing w:before="0" w:after="0" w:lineRule="auto" w:line="360"/>
+        <w:ind w:left="480"/>
+        <w:jc w:val="both"/>
+      </w:pPr>
+      <w:r>
+        <w:rPr>
+          <w:rFonts w:ascii="Times New Roman" w:hAnsi="Times New Roman" w:eastAsia="宋体"/>
+          <w:b w:val="0"/>
+          <w:sz w:val="24"/>
+        </w:rPr>
+        <w:t>2. 每周召开小组会议，汇报进度，解决问题</w:t>
+      </w:r>
+    </w:p>
+    <w:p>
+      <w:pPr>
+        <w:spacing w:before="0" w:after="0" w:lineRule="auto" w:line="360"/>
+        <w:ind w:left="480"/>
+        <w:jc w:val="both"/>
+      </w:pPr>
+      <w:r>
+        <w:rPr>
+          <w:rFonts w:ascii="Times New Roman" w:hAnsi="Times New Roman" w:eastAsia="宋体"/>
+          <w:b w:val="0"/>
+          <w:sz w:val="24"/>
+        </w:rPr>
+        <w:t>3. 使用共享文档记录设计决策和接口约定</w:t>
+      </w:r>
+    </w:p>
+    <w:p>
+      <w:pPr>
+        <w:spacing w:before="0" w:after="0" w:lineRule="auto" w:line="360"/>
+        <w:ind w:left="480"/>
+        <w:jc w:val="both"/>
+      </w:pPr>
+      <w:r>
+        <w:rPr>
+          <w:rFonts w:ascii="Times New Roman" w:hAnsi="Times New Roman" w:eastAsia="宋体"/>
+          <w:b w:val="0"/>
+          <w:sz w:val="24"/>
+        </w:rPr>
+        <w:t>4. 代码完成后由组长进行Code Review</w:t>
+      </w:r>
+    </w:p>
+    <w:p>
+      <w:pPr>
+        <w:spacing w:before="0" w:after="0" w:lineRule="auto" w:line="360"/>
+        <w:ind w:left="480"/>
+        <w:jc w:val="both"/>
+      </w:pPr>
+      <w:r>
+        <w:rPr>
+          <w:rFonts w:ascii="Times New Roman" w:hAnsi="Times New Roman" w:eastAsia="宋体"/>
+          <w:b w:val="0"/>
+          <w:sz w:val="24"/>
+        </w:rPr>
+        <w:t>5. 遇到技术难题时集体讨论解决</w:t>
+      </w:r>
+    </w:p>
     <w:sectPr>
-      <w:pgSz w:w="12240" w:h="15840"/>
-      <w:pgMar w:top="1440" w:right="1800" w:bottom="1440" w:left="1800" w:header="720" w:footer="720" w:gutter="0"/>
+      <w:headerReference w:type="default" r:id="rId9"/>
+      <w:footerReference w:type="default" r:id="rId10"/>
+      <w:pgSz w:w="11906" w:h="16838"/>
+      <w:pgMar w:top="1417" w:right="1417" w:bottom="1417" w:left="1701" w:header="720" w:footer="720" w:gutter="0"/>
       <w:cols w:space="720"/>
       <w:docGrid w:linePitch="360"/>
     </w:sectPr>
   </w:body>
 </w:document>
+</file>
+
+<file path=word/footer1.xml><?xml version="1.0" encoding="utf-8"?>
+<w:ftr xmlns:m="http://schemas.openxmlformats.org/officeDocument/2006/math" xmlns:mc="http://schemas.openxmlformats.org/markup-compatibility/2006" xmlns:mo="http://schemas.microsoft.com/office/mac/office/2008/main" xmlns:mv="urn:schemas-microsoft-com:mac:vml" xmlns:o="urn:schemas-microsoft-com:office:office" xmlns:r="http://schemas.openxmlformats.org/officeDocument/2006/relationships" xmlns:v="urn:schemas-microsoft-com:vml" xmlns:w10="urn:schemas-microsoft-com:office:word" xmlns:w14="http://schemas.microsoft.com/office/word/2010/wordml" xmlns:w="http://schemas.openxmlformats.org/wordprocessingml/2006/main" xmlns:wne="http://schemas.microsoft.com/office/word/2006/wordml" xmlns:wp14="http://schemas.microsoft.com/office/word/2010/wordprocessingDrawing" xmlns:wp="http://schemas.openxmlformats.org/drawingml/2006/wordprocessingDrawing" xmlns:wpc="http://schemas.microsoft.com/office/word/2010/wordprocessingCanvas" xmlns:wpg="http://schemas.microsoft.com/office/word/2010/wordprocessingGroup" xmlns:wpi="http://schemas.microsoft.com/office/word/2010/wordprocessingInk" xmlns:wps="http://schemas.microsoft.com/office/word/2010/wordprocessingShape" mc:Ignorable="w14 wp14">
+  <w:p>
+    <w:pPr>
+      <w:pStyle w:val="Footer"/>
+      <w:jc w:val="center"/>
+    </w:pPr>
+    <w:r>
+      <w:fldChar w:fldCharType="begin"/>
+      <w:instrText>PAGE</w:instrText>
+      <w:fldChar w:fldCharType="end"/>
+    </w:r>
+  </w:p>
+</w:ftr>
+</file>
+
+<file path=word/header1.xml><?xml version="1.0" encoding="utf-8"?>
+<w:hdr xmlns:m="http://schemas.openxmlformats.org/officeDocument/2006/math" xmlns:mc="http://schemas.openxmlformats.org/markup-compatibility/2006" xmlns:mo="http://schemas.microsoft.com/office/mac/office/2008/main" xmlns:mv="urn:schemas-microsoft-com:mac:vml" xmlns:o="urn:schemas-microsoft-com:office:office" xmlns:r="http://schemas.openxmlformats.org/officeDocument/2006/relationships" xmlns:v="urn:schemas-microsoft-com:vml" xmlns:w10="urn:schemas-microsoft-com:office:word" xmlns:w14="http://schemas.microsoft.com/office/word/2010/wordml" xmlns:w="http://schemas.openxmlformats.org/wordprocessingml/2006/main" xmlns:wne="http://schemas.microsoft.com/office/word/2006/wordml" xmlns:wp14="http://schemas.microsoft.com/office/word/2010/wordprocessingDrawing" xmlns:wp="http://schemas.openxmlformats.org/drawingml/2006/wordprocessingDrawing" xmlns:wpc="http://schemas.microsoft.com/office/word/2010/wordprocessingCanvas" xmlns:wpg="http://schemas.microsoft.com/office/word/2010/wordprocessingGroup" xmlns:wpi="http://schemas.microsoft.com/office/word/2010/wordprocessingInk" xmlns:wps="http://schemas.microsoft.com/office/word/2010/wordprocessingShape" mc:Ignorable="w14 wp14">
+  <w:p>
+    <w:pPr>
+      <w:pStyle w:val="Header"/>
+      <w:jc w:val="center"/>
+      <w:pBdr>
+        <w:bottom w:val="single" w:sz="6" w:space="1" w:color="888888"/>
+      </w:pBdr>
+    </w:pPr>
+    <w:r>
+      <w:rPr>
+        <w:rFonts w:ascii="宋体" w:hAnsi="宋体" w:eastAsia="宋体"/>
+        <w:color w:val="888888"/>
+        <w:sz w:val="21"/>
+      </w:rPr>
+      <w:t>组员任务分工说明</w:t>
+    </w:r>
+  </w:p>
+</w:hdr>
 </file>
 
 <file path=word/numbering.xml><?xml version="1.0" encoding="utf-8"?>
